--- a/skills/phong-ktda/assets/thu-moi-hoan-thien-hop-dong.docx
+++ b/skills/phong-ktda/assets/thu-moi-hoan-thien-hop-dong.docx
@@ -1,6 +1,6 @@
 
 <file path=word/document.xml><?xml version="1.0" encoding="utf-8"?>
-<w:document xmlns:ns1="http://schemas.openxmlformats.org/markup-compatibility/2006" xmlns:ns2="http://schemas.microsoft.com/office/word/2010/wordml" xmlns:ns3="http://schemas.openxmlformats.org/drawingml/2006/wordprocessingDrawing" xmlns:ns4="http://schemas.microsoft.com/office/word/2010/wordprocessingDrawing" xmlns:ns5="http://schemas.openxmlformats.org/drawingml/2006/main" xmlns:ns6="http://schemas.microsoft.com/office/word/2010/wordprocessingShape" xmlns:ns7="urn:schemas-microsoft-com:vml" xmlns:ns8="urn:schemas-microsoft-com:office:office" xmlns:w="http://schemas.openxmlformats.org/wordprocessingml/2006/main" ns1:Ignorable="w14 w15 w16se w16cid w16 w16cex w16sdtdh w16du wp14">
+<w:document xmlns:ns1="http://schemas.openxmlformats.org/markup-compatibility/2006" xmlns:ns2="http://schemas.microsoft.com/office/word/2010/wordml" xmlns:ns3="http://schemas.openxmlformats.org/drawingml/2006/wordprocessingDrawing" xmlns:ns4="http://schemas.microsoft.com/office/word/2010/wordprocessingDrawing" xmlns:ns5="http://schemas.openxmlformats.org/drawingml/2006/main" xmlns:ns6="http://schemas.microsoft.com/office/word/2010/wordprocessingShape" xmlns:ns7="urn:schemas-microsoft-com:vml" xmlns:ns8="urn:schemas-microsoft-com:office:office" xmlns:w="http://schemas.openxmlformats.org/wordprocessingml/2006/main" xmlns:wps="http://schemas.microsoft.com/office/word/2010/wordprocessingShape">
   <w:body>
     <w:tbl>
       <w:tblPr>
@@ -67,7 +67,7 @@
               <ns1:AlternateContent>
                 <ns1:Choice Requires="wps">
                   <w:drawing>
-                    <ns3:anchor distT="0" distB="0" distL="114300" distR="114300" simplePos="0" relativeHeight="251657216" behindDoc="0" locked="0" layoutInCell="1" allowOverlap="1" ns4:anchorId="0B624204" ns4:editId="684DFD31">
+                    <ns3:anchor distT="0" distB="0" distL="114300" distR="114300" simplePos="0" relativeHeight="251657216" behindDoc="0" locked="0" layoutInCell="1" allowOverlap="1" ns4:editId="684DFD31">
                       <ns3:simplePos x="0" y="0"/>
                       <ns3:positionH relativeFrom="column">
                         <ns3:posOffset>516890</ns3:posOffset>
@@ -119,7 +119,7 @@
                 </ns1:Choice>
                 <ns1:Fallback>
                   <w:pict>
-                    <ns7:line ns2:anchorId="50995D75" id="Straight Connector 1" ns8:spid="_x0000_s1026" style="position:absolute;z-index:251657216;visibility:visible;mso-wrap-style:square;mso-width-percent:0;mso-wrap-distance-left:9pt;mso-wrap-distance-top:0;mso-wrap-distance-right:9pt;mso-wrap-distance-bottom:0;mso-position-horizontal:absolute;mso-position-horizontal-relative:text;mso-position-vertical:absolute;mso-position-vertical-relative:text;mso-width-percent:0;mso-width-relative:margin" from="40.7pt,17.55pt" to="145.4pt,17.55pt" ns8:gfxdata="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" strokecolor="black [3040]"/>
+                    <ns7:line id="Straight Connector 1" ns8:spid="_x0000_s1026" style="position:absolute;z-index:251657216;visibility:visible;mso-wrap-style:square;mso-width-percent:0;mso-wrap-distance-left:9pt;mso-wrap-distance-top:0;mso-wrap-distance-right:9pt;mso-wrap-distance-bottom:0;mso-position-horizontal:absolute;mso-position-horizontal-relative:text;mso-position-vertical:absolute;mso-position-vertical-relative:text;mso-width-percent:0;mso-width-relative:margin" from="40.7pt,17.55pt" to="145.4pt,17.55pt" ns8:gfxdata="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" strokecolor="black [3040]"/>
                   </w:pict>
                 </ns1:Fallback>
               </ns1:AlternateContent>
@@ -179,7 +179,7 @@
               <ns1:AlternateContent>
                 <ns1:Choice Requires="wps">
                   <w:drawing>
-                    <ns3:anchor distT="0" distB="0" distL="114300" distR="114300" simplePos="0" relativeHeight="251662336" behindDoc="0" locked="0" layoutInCell="1" allowOverlap="1" ns4:anchorId="23D06BBE" ns4:editId="6261C855">
+                    <ns3:anchor distT="0" distB="0" distL="114300" distR="114300" simplePos="0" relativeHeight="251662336" behindDoc="0" locked="0" layoutInCell="1" allowOverlap="1" ns4:editId="6261C855">
                       <ns3:simplePos x="0" y="0"/>
                       <ns3:positionH relativeFrom="column">
                         <ns3:posOffset>591820</ns3:posOffset>
@@ -231,7 +231,7 @@
                 </ns1:Choice>
                 <ns1:Fallback>
                   <w:pict>
-                    <ns7:line ns2:anchorId="334661C0" id="Straight Connector 2" ns8:spid="_x0000_s1026" style="position:absolute;z-index:251662336;visibility:visible;mso-wrap-style:square;mso-width-percent:0;mso-wrap-distance-left:9pt;mso-wrap-distance-top:0;mso-wrap-distance-right:9pt;mso-wrap-distance-bottom:0;mso-position-horizontal:absolute;mso-position-horizontal-relative:text;mso-position-vertical:absolute;mso-position-vertical-relative:text;mso-width-percent:0;mso-width-relative:margin" from="46.6pt,17.45pt" to="210.75pt,17.45pt" ns8:gfxdata="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" strokecolor="black [3040]"/>
+                    <ns7:line id="Straight Connector 2" ns8:spid="_x0000_s1026" style="position:absolute;z-index:251662336;visibility:visible;mso-wrap-style:square;mso-width-percent:0;mso-wrap-distance-left:9pt;mso-wrap-distance-top:0;mso-wrap-distance-right:9pt;mso-wrap-distance-bottom:0;mso-position-horizontal:absolute;mso-position-horizontal-relative:text;mso-position-vertical:absolute;mso-position-vertical-relative:text;mso-width-percent:0;mso-width-relative:margin" from="46.6pt,17.45pt" to="210.75pt,17.45pt" ns8:gfxdata="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" strokecolor="black [3040]"/>
                   </w:pict>
                 </ns1:Fallback>
               </ns1:AlternateContent>
@@ -2071,7 +2071,7 @@
 </file>
 
 <file path=word/endnotes.xml><?xml version="1.0" encoding="utf-8"?>
-<w:endnotes xmlns:wpc="http://schemas.microsoft.com/office/word/2010/wordprocessingCanvas" xmlns:cx="http://schemas.microsoft.com/office/drawing/2014/chartex" xmlns:cx1="http://schemas.microsoft.com/office/drawing/2015/9/8/chartex" xmlns:cx2="http://schemas.microsoft.com/office/drawing/2015/10/21/chartex" xmlns:cx3="http://schemas.microsoft.com/office/drawing/2016/5/9/chartex" xmlns:cx4="http://schemas.microsoft.com/office/drawing/2016/5/10/chartex" xmlns:cx5="http://schemas.microsoft.com/office/drawing/2016/5/11/chartex" xmlns:cx6="http://schemas.microsoft.com/office/drawing/2016/5/12/chartex" xmlns:cx7="http://schemas.microsoft.com/office/drawing/2016/5/13/chartex" xmlns:cx8="http://schemas.microsoft.com/office/drawing/2016/5/14/chartex" xmlns:mc="http://schemas.openxmlformats.org/markup-compatibility/2006" xmlns:aink="http://schemas.microsoft.com/office/drawing/2016/ink" xmlns:am3d="http://schemas.microsoft.com/office/drawing/2017/model3d" xmlns:o="urn:schemas-microsoft-com:office:office" xmlns:oel="http://schemas.microsoft.com/office/2019/extlst" xmlns:r="http://schemas.openxmlformats.org/officeDocument/2006/relationships" xmlns:m="http://schemas.openxmlformats.org/officeDocument/2006/math" xmlns:v="urn:schemas-microsoft-com:vml" xmlns:wp14="http://schemas.microsoft.com/office/word/2010/wordprocessingDrawing" xmlns:wp="http://schemas.openxmlformats.org/drawingml/2006/wordprocessingDrawing" xmlns:w10="urn:schemas-microsoft-com:office:word" xmlns:w="http://schemas.openxmlformats.org/wordprocessingml/2006/main" xmlns:w14="http://schemas.microsoft.com/office/word/2010/wordml" xmlns:w15="http://schemas.microsoft.com/office/word/2012/wordml" xmlns:w16cex="http://schemas.microsoft.com/office/word/2018/wordml/cex" xmlns:w16cid="http://schemas.microsoft.com/office/word/2016/wordml/cid" xmlns:w16="http://schemas.microsoft.com/office/word/2018/wordml" xmlns:w16du="http://schemas.microsoft.com/office/word/2023/wordml/word16du" xmlns:w16sdtdh="http://schemas.microsoft.com/office/word/2020/wordml/sdtdatahash" xmlns:w16se="http://schemas.microsoft.com/office/word/2015/wordml/symex" xmlns:wpg="http://schemas.microsoft.com/office/word/2010/wordprocessingGroup" xmlns:wpi="http://schemas.microsoft.com/office/word/2010/wordprocessingInk" xmlns:wne="http://schemas.microsoft.com/office/word/2006/wordml" xmlns:wps="http://schemas.microsoft.com/office/word/2010/wordprocessingShape" mc:Ignorable="w14 w15 w16se w16cid w16 w16cex w16sdtdh w16du wp14">
+<w:endnotes xmlns:wpc="http://schemas.microsoft.com/office/word/2010/wordprocessingCanvas" xmlns:cx="http://schemas.microsoft.com/office/drawing/2014/chartex" xmlns:cx1="http://schemas.microsoft.com/office/drawing/2015/9/8/chartex" xmlns:cx2="http://schemas.microsoft.com/office/drawing/2015/10/21/chartex" xmlns:cx3="http://schemas.microsoft.com/office/drawing/2016/5/9/chartex" xmlns:cx4="http://schemas.microsoft.com/office/drawing/2016/5/10/chartex" xmlns:cx5="http://schemas.microsoft.com/office/drawing/2016/5/11/chartex" xmlns:cx6="http://schemas.microsoft.com/office/drawing/2016/5/12/chartex" xmlns:cx7="http://schemas.microsoft.com/office/drawing/2016/5/13/chartex" xmlns:cx8="http://schemas.microsoft.com/office/drawing/2016/5/14/chartex" xmlns:mc="http://schemas.openxmlformats.org/markup-compatibility/2006" xmlns:aink="http://schemas.microsoft.com/office/drawing/2016/ink" xmlns:am3d="http://schemas.microsoft.com/office/drawing/2017/model3d" xmlns:o="urn:schemas-microsoft-com:office:office" xmlns:oel="http://schemas.microsoft.com/office/2019/extlst" xmlns:r="http://schemas.openxmlformats.org/officeDocument/2006/relationships" xmlns:m="http://schemas.openxmlformats.org/officeDocument/2006/math" xmlns:v="urn:schemas-microsoft-com:vml" xmlns:wp14="http://schemas.microsoft.com/office/word/2010/wordprocessingDrawing" xmlns:wp="http://schemas.openxmlformats.org/drawingml/2006/wordprocessingDrawing" xmlns:w10="urn:schemas-microsoft-com:office:word" xmlns:w="http://schemas.openxmlformats.org/wordprocessingml/2006/main" xmlns:w14="http://schemas.microsoft.com/office/word/2010/wordml" xmlns:w15="http://schemas.microsoft.com/office/word/2012/wordml" xmlns:w16cex="http://schemas.microsoft.com/office/word/2018/wordml/cex" xmlns:w16="http://schemas.microsoft.com/office/word/2018/wordml" xmlns:w16du="http://schemas.microsoft.com/office/word/2023/wordml/word16du" xmlns:w16sdtdh="http://schemas.microsoft.com/office/word/2020/wordml/sdtdatahash" xmlns:w16se="http://schemas.microsoft.com/office/word/2015/wordml/symex" xmlns:wpg="http://schemas.microsoft.com/office/word/2010/wordprocessingGroup" xmlns:wpi="http://schemas.microsoft.com/office/word/2010/wordprocessingInk" xmlns:wne="http://schemas.microsoft.com/office/word/2006/wordml" xmlns:wps="http://schemas.microsoft.com/office/word/2010/wordprocessingShape">
   <w:endnote w:type="separator" w:id="-1">
     <w:p>
       <w:pPr>
@@ -2096,7 +2096,7 @@
 </file>
 
 <file path=word/footnotes.xml><?xml version="1.0" encoding="utf-8"?>
-<w:footnotes xmlns:wpc="http://schemas.microsoft.com/office/word/2010/wordprocessingCanvas" xmlns:cx="http://schemas.microsoft.com/office/drawing/2014/chartex" xmlns:cx1="http://schemas.microsoft.com/office/drawing/2015/9/8/chartex" xmlns:cx2="http://schemas.microsoft.com/office/drawing/2015/10/21/chartex" xmlns:cx3="http://schemas.microsoft.com/office/drawing/2016/5/9/chartex" xmlns:cx4="http://schemas.microsoft.com/office/drawing/2016/5/10/chartex" xmlns:cx5="http://schemas.microsoft.com/office/drawing/2016/5/11/chartex" xmlns:cx6="http://schemas.microsoft.com/office/drawing/2016/5/12/chartex" xmlns:cx7="http://schemas.microsoft.com/office/drawing/2016/5/13/chartex" xmlns:cx8="http://schemas.microsoft.com/office/drawing/2016/5/14/chartex" xmlns:mc="http://schemas.openxmlformats.org/markup-compatibility/2006" xmlns:aink="http://schemas.microsoft.com/office/drawing/2016/ink" xmlns:am3d="http://schemas.microsoft.com/office/drawing/2017/model3d" xmlns:o="urn:schemas-microsoft-com:office:office" xmlns:oel="http://schemas.microsoft.com/office/2019/extlst" xmlns:r="http://schemas.openxmlformats.org/officeDocument/2006/relationships" xmlns:m="http://schemas.openxmlformats.org/officeDocument/2006/math" xmlns:v="urn:schemas-microsoft-com:vml" xmlns:wp14="http://schemas.microsoft.com/office/word/2010/wordprocessingDrawing" xmlns:wp="http://schemas.openxmlformats.org/drawingml/2006/wordprocessingDrawing" xmlns:w10="urn:schemas-microsoft-com:office:word" xmlns:w="http://schemas.openxmlformats.org/wordprocessingml/2006/main" xmlns:w14="http://schemas.microsoft.com/office/word/2010/wordml" xmlns:w15="http://schemas.microsoft.com/office/word/2012/wordml" xmlns:w16cex="http://schemas.microsoft.com/office/word/2018/wordml/cex" xmlns:w16cid="http://schemas.microsoft.com/office/word/2016/wordml/cid" xmlns:w16="http://schemas.microsoft.com/office/word/2018/wordml" xmlns:w16du="http://schemas.microsoft.com/office/word/2023/wordml/word16du" xmlns:w16sdtdh="http://schemas.microsoft.com/office/word/2020/wordml/sdtdatahash" xmlns:w16se="http://schemas.microsoft.com/office/word/2015/wordml/symex" xmlns:wpg="http://schemas.microsoft.com/office/word/2010/wordprocessingGroup" xmlns:wpi="http://schemas.microsoft.com/office/word/2010/wordprocessingInk" xmlns:wne="http://schemas.microsoft.com/office/word/2006/wordml" xmlns:wps="http://schemas.microsoft.com/office/word/2010/wordprocessingShape" mc:Ignorable="w14 w15 w16se w16cid w16 w16cex w16sdtdh w16du wp14">
+<w:footnotes xmlns:wpc="http://schemas.microsoft.com/office/word/2010/wordprocessingCanvas" xmlns:cx="http://schemas.microsoft.com/office/drawing/2014/chartex" xmlns:cx1="http://schemas.microsoft.com/office/drawing/2015/9/8/chartex" xmlns:cx2="http://schemas.microsoft.com/office/drawing/2015/10/21/chartex" xmlns:cx3="http://schemas.microsoft.com/office/drawing/2016/5/9/chartex" xmlns:cx4="http://schemas.microsoft.com/office/drawing/2016/5/10/chartex" xmlns:cx5="http://schemas.microsoft.com/office/drawing/2016/5/11/chartex" xmlns:cx6="http://schemas.microsoft.com/office/drawing/2016/5/12/chartex" xmlns:cx7="http://schemas.microsoft.com/office/drawing/2016/5/13/chartex" xmlns:cx8="http://schemas.microsoft.com/office/drawing/2016/5/14/chartex" xmlns:mc="http://schemas.openxmlformats.org/markup-compatibility/2006" xmlns:aink="http://schemas.microsoft.com/office/drawing/2016/ink" xmlns:am3d="http://schemas.microsoft.com/office/drawing/2017/model3d" xmlns:o="urn:schemas-microsoft-com:office:office" xmlns:oel="http://schemas.microsoft.com/office/2019/extlst" xmlns:r="http://schemas.openxmlformats.org/officeDocument/2006/relationships" xmlns:m="http://schemas.openxmlformats.org/officeDocument/2006/math" xmlns:v="urn:schemas-microsoft-com:vml" xmlns:wp14="http://schemas.microsoft.com/office/word/2010/wordprocessingDrawing" xmlns:wp="http://schemas.openxmlformats.org/drawingml/2006/wordprocessingDrawing" xmlns:w10="urn:schemas-microsoft-com:office:word" xmlns:w="http://schemas.openxmlformats.org/wordprocessingml/2006/main" xmlns:w14="http://schemas.microsoft.com/office/word/2010/wordml" xmlns:w15="http://schemas.microsoft.com/office/word/2012/wordml" xmlns:w16cex="http://schemas.microsoft.com/office/word/2018/wordml/cex" xmlns:w16="http://schemas.microsoft.com/office/word/2018/wordml" xmlns:w16du="http://schemas.microsoft.com/office/word/2023/wordml/word16du" xmlns:w16sdtdh="http://schemas.microsoft.com/office/word/2020/wordml/sdtdatahash" xmlns:w16se="http://schemas.microsoft.com/office/word/2015/wordml/symex" xmlns:wpg="http://schemas.microsoft.com/office/word/2010/wordprocessingGroup" xmlns:wpi="http://schemas.microsoft.com/office/word/2010/wordprocessingInk" xmlns:wne="http://schemas.microsoft.com/office/word/2006/wordml" xmlns:wps="http://schemas.microsoft.com/office/word/2010/wordprocessingShape">
   <w:footnote w:type="separator" w:id="-1">
     <w:p>
       <w:pPr>
@@ -2121,7 +2121,7 @@
 </file>
 
 <file path=word/styles.xml><?xml version="1.0" encoding="utf-8"?>
-<w:styles xmlns:mc="http://schemas.openxmlformats.org/markup-compatibility/2006" xmlns:r="http://schemas.openxmlformats.org/officeDocument/2006/relationships" xmlns:w="http://schemas.openxmlformats.org/wordprocessingml/2006/main" xmlns:w14="http://schemas.microsoft.com/office/word/2010/wordml" xmlns:w15="http://schemas.microsoft.com/office/word/2012/wordml" xmlns:w16cex="http://schemas.microsoft.com/office/word/2018/wordml/cex" xmlns:w16cid="http://schemas.microsoft.com/office/word/2016/wordml/cid" xmlns:w16="http://schemas.microsoft.com/office/word/2018/wordml" xmlns:w16du="http://schemas.microsoft.com/office/word/2023/wordml/word16du" xmlns:w16sdtdh="http://schemas.microsoft.com/office/word/2020/wordml/sdtdatahash" xmlns:w16se="http://schemas.microsoft.com/office/word/2015/wordml/symex" mc:Ignorable="w14 w15 w16se w16cid w16 w16cex w16sdtdh w16du">
+<w:styles xmlns:mc="http://schemas.openxmlformats.org/markup-compatibility/2006" xmlns:r="http://schemas.openxmlformats.org/officeDocument/2006/relationships" xmlns:w="http://schemas.openxmlformats.org/wordprocessingml/2006/main" xmlns:w14="http://schemas.microsoft.com/office/word/2010/wordml" xmlns:w15="http://schemas.microsoft.com/office/word/2012/wordml" xmlns:w16cex="http://schemas.microsoft.com/office/word/2018/wordml/cex" xmlns:w16="http://schemas.microsoft.com/office/word/2018/wordml" xmlns:w16du="http://schemas.microsoft.com/office/word/2023/wordml/word16du" xmlns:w16sdtdh="http://schemas.microsoft.com/office/word/2020/wordml/sdtdatahash" xmlns:w16se="http://schemas.microsoft.com/office/word/2015/wordml/symex">
   <w:docDefaults>
     <w:rPrDefault>
       <w:rPr>

--- a/skills/phong-ktda/assets/thu-moi-hoan-thien-hop-dong.docx
+++ b/skills/phong-ktda/assets/thu-moi-hoan-thien-hop-dong.docx
@@ -1,5 +1,73 @@
 
-<file path=word/document.xml><?xml version="1.0" encoding="utf-8"?>
+<file path=./[Content_Types].xml><?xml version="1.0" encoding="utf-8"?>
+<Types xmlns="http://schemas.openxmlformats.org/package/2006/content-types">
+  <Default Extension="rels" ContentType="application/vnd.openxmlformats-package.relationships+xml"/>
+  <Default Extension="xml" ContentType="application/xml"/>
+  <Override PartName="/word/document.xml" ContentType="application/vnd.openxmlformats-officedocument.wordprocessingml.document.main+xml"/>
+  <Override PartName="/word/styles.xml" ContentType="application/vnd.openxmlformats-officedocument.wordprocessingml.styles+xml"/>
+  <Override PartName="/word/settings.xml" ContentType="application/vnd.openxmlformats-officedocument.wordprocessingml.settings+xml"/>
+  <Override PartName="/word/webSettings.xml" ContentType="application/vnd.openxmlformats-officedocument.wordprocessingml.webSettings+xml"/>
+  <Override PartName="/word/footnotes.xml" ContentType="application/vnd.openxmlformats-officedocument.wordprocessingml.footnotes+xml"/>
+  <Override PartName="/word/endnotes.xml" ContentType="application/vnd.openxmlformats-officedocument.wordprocessingml.endnotes+xml"/>
+  <Override PartName="/word/fontTable.xml" ContentType="application/vnd.openxmlformats-officedocument.wordprocessingml.fontTable+xml"/>
+  <Override PartName="/word/theme/theme1.xml" ContentType="application/vnd.openxmlformats-officedocument.theme+xml"/>
+  <Override PartName="/docProps/core.xml" ContentType="application/vnd.openxmlformats-package.core-properties+xml"/>
+  <Override PartName="/docProps/app.xml" ContentType="application/vnd.openxmlformats-officedocument.extended-properties+xml"/>
+</Types>
+</file>
+
+<file path=./docProps/app.xml><?xml version="1.0" encoding="utf-8"?>
+<Properties xmlns="http://schemas.openxmlformats.org/officeDocument/2006/extended-properties" xmlns:vt="http://schemas.openxmlformats.org/officeDocument/2006/docPropsVTypes">
+  <Template>Normal.dotm</Template>
+  <TotalTime>1225</TotalTime>
+  <Pages>2</Pages>
+  <Words>311</Words>
+  <Characters>1777</Characters>
+  <Application>Microsoft Office Word</Application>
+  <DocSecurity>0</DocSecurity>
+  <Lines>14</Lines>
+  <Paragraphs>4</Paragraphs>
+  <ScaleCrop>false</ScaleCrop>
+  <HeadingPairs>
+    <vt:vector size="2" baseType="variant">
+      <vt:variant>
+        <vt:lpstr>Title</vt:lpstr>
+      </vt:variant>
+      <vt:variant>
+        <vt:i4>1</vt:i4>
+      </vt:variant>
+    </vt:vector>
+  </HeadingPairs>
+  <TitlesOfParts>
+    <vt:vector size="1" baseType="lpstr">
+      <vt:lpstr/>
+    </vt:vector>
+  </TitlesOfParts>
+  <Company/>
+  <LinksUpToDate>false</LinksUpToDate>
+  <CharactersWithSpaces>2084</CharactersWithSpaces>
+  <SharedDoc>false</SharedDoc>
+  <HyperlinksChanged>false</HyperlinksChanged>
+  <AppVersion>16.0000</AppVersion>
+</Properties>
+</file>
+
+<file path=./docProps/core.xml><?xml version="1.0" encoding="utf-8"?>
+<cp:coreProperties xmlns:cp="http://schemas.openxmlformats.org/package/2006/metadata/core-properties" xmlns:dc="http://purl.org/dc/elements/1.1/" xmlns:dcterms="http://purl.org/dc/terms/" xmlns:dcmitype="http://purl.org/dc/dcmitype/" xmlns:xsi="http://www.w3.org/2001/XMLSchema-instance">
+  <dc:title/>
+  <dc:subject/>
+  <dc:creator>COMPUTER</dc:creator>
+  <cp:keywords/>
+  <dc:description/>
+  <cp:lastModifiedBy>Dương KTDA</cp:lastModifiedBy>
+  <cp:revision>183</cp:revision>
+  <cp:lastPrinted>2024-10-02T01:27:00Z</cp:lastPrinted>
+  <dcterms:created xsi:type="dcterms:W3CDTF">2019-01-16T00:57:00Z</dcterms:created>
+  <dcterms:modified xsi:type="dcterms:W3CDTF">2026-04-29T04:18:00Z</dcterms:modified>
+</cp:coreProperties>
+</file>
+
+<file path=./word/document.xml><?xml version="1.0" encoding="utf-8"?>
 <w:document xmlns:ns1="http://schemas.openxmlformats.org/markup-compatibility/2006" xmlns:ns2="http://schemas.microsoft.com/office/word/2010/wordml" xmlns:ns3="http://schemas.openxmlformats.org/drawingml/2006/wordprocessingDrawing" xmlns:ns4="http://schemas.microsoft.com/office/word/2010/wordprocessingDrawing" xmlns:ns5="http://schemas.openxmlformats.org/drawingml/2006/main" xmlns:ns6="http://schemas.microsoft.com/office/word/2010/wordprocessingShape" xmlns:ns7="urn:schemas-microsoft-com:vml" xmlns:ns8="urn:schemas-microsoft-com:office:office" xmlns:w="http://schemas.openxmlformats.org/wordprocessingml/2006/main" xmlns:wps="http://schemas.microsoft.com/office/word/2010/wordprocessingShape">
   <w:body>
     <w:tbl>
@@ -2070,7 +2138,7 @@
 </w:document>
 </file>
 
-<file path=word/endnotes.xml><?xml version="1.0" encoding="utf-8"?>
+<file path=./word/endnotes.xml><?xml version="1.0" encoding="utf-8"?>
 <w:endnotes xmlns:wpc="http://schemas.microsoft.com/office/word/2010/wordprocessingCanvas" xmlns:cx="http://schemas.microsoft.com/office/drawing/2014/chartex" xmlns:cx1="http://schemas.microsoft.com/office/drawing/2015/9/8/chartex" xmlns:cx2="http://schemas.microsoft.com/office/drawing/2015/10/21/chartex" xmlns:cx3="http://schemas.microsoft.com/office/drawing/2016/5/9/chartex" xmlns:cx4="http://schemas.microsoft.com/office/drawing/2016/5/10/chartex" xmlns:cx5="http://schemas.microsoft.com/office/drawing/2016/5/11/chartex" xmlns:cx6="http://schemas.microsoft.com/office/drawing/2016/5/12/chartex" xmlns:cx7="http://schemas.microsoft.com/office/drawing/2016/5/13/chartex" xmlns:cx8="http://schemas.microsoft.com/office/drawing/2016/5/14/chartex" xmlns:mc="http://schemas.openxmlformats.org/markup-compatibility/2006" xmlns:aink="http://schemas.microsoft.com/office/drawing/2016/ink" xmlns:am3d="http://schemas.microsoft.com/office/drawing/2017/model3d" xmlns:o="urn:schemas-microsoft-com:office:office" xmlns:oel="http://schemas.microsoft.com/office/2019/extlst" xmlns:r="http://schemas.openxmlformats.org/officeDocument/2006/relationships" xmlns:m="http://schemas.openxmlformats.org/officeDocument/2006/math" xmlns:v="urn:schemas-microsoft-com:vml" xmlns:wp14="http://schemas.microsoft.com/office/word/2010/wordprocessingDrawing" xmlns:wp="http://schemas.openxmlformats.org/drawingml/2006/wordprocessingDrawing" xmlns:w10="urn:schemas-microsoft-com:office:word" xmlns:w="http://schemas.openxmlformats.org/wordprocessingml/2006/main" xmlns:w14="http://schemas.microsoft.com/office/word/2010/wordml" xmlns:w15="http://schemas.microsoft.com/office/word/2012/wordml" xmlns:w16cex="http://schemas.microsoft.com/office/word/2018/wordml/cex" xmlns:w16="http://schemas.microsoft.com/office/word/2018/wordml" xmlns:w16du="http://schemas.microsoft.com/office/word/2023/wordml/word16du" xmlns:w16sdtdh="http://schemas.microsoft.com/office/word/2020/wordml/sdtdatahash" xmlns:w16se="http://schemas.microsoft.com/office/word/2015/wordml/symex" xmlns:wpg="http://schemas.microsoft.com/office/word/2010/wordprocessingGroup" xmlns:wpi="http://schemas.microsoft.com/office/word/2010/wordprocessingInk" xmlns:wne="http://schemas.microsoft.com/office/word/2006/wordml" xmlns:wps="http://schemas.microsoft.com/office/word/2010/wordprocessingShape">
   <w:endnote w:type="separator" w:id="-1">
     <w:p>
@@ -2095,7 +2163,43 @@
 </w:endnotes>
 </file>
 
-<file path=word/footnotes.xml><?xml version="1.0" encoding="utf-8"?>
+<file path=./word/fontTable.xml><?xml version="1.0" encoding="utf-8"?>
+<w:fonts xmlns:mc="http://schemas.openxmlformats.org/markup-compatibility/2006" xmlns:r="http://schemas.openxmlformats.org/officeDocument/2006/relationships" xmlns:w="http://schemas.openxmlformats.org/wordprocessingml/2006/main" xmlns:w14="http://schemas.microsoft.com/office/word/2010/wordml" xmlns:w15="http://schemas.microsoft.com/office/word/2012/wordml" xmlns:w16cex="http://schemas.microsoft.com/office/word/2018/wordml/cex" xmlns:w16="http://schemas.microsoft.com/office/word/2018/wordml" xmlns:w16du="http://schemas.microsoft.com/office/word/2023/wordml/word16du" xmlns:w16sdtdh="http://schemas.microsoft.com/office/word/2020/wordml/sdtdatahash" xmlns:w16se="http://schemas.microsoft.com/office/word/2015/wordml/symex">
+  <w:font w:name="Times New Roman">
+    <w:panose1 w:val="02020603050405020304"/>
+    <w:family w:val="roman"/>
+    <w:pitch w:val="variable"/>
+    <w:sig w:usb0="E0002EFF" w:usb1="C000785B" w:usb2="00000009" w:usb3="00000000" w:csb0="000001FF" w:csb1="00000000"/>
+  </w:font>
+  <w:font w:name="Calibri">
+    <w:panose1 w:val="020F0502020204030204"/>
+    <w:family w:val="swiss"/>
+    <w:pitch w:val="variable"/>
+    <w:sig w:usb0="E4002EFF" w:usb1="C000247B" w:usb2="00000009" w:usb3="00000000" w:csb0="000001FF" w:csb1="00000000"/>
+  </w:font>
+  <w:font w:name="Cambria">
+    <w:panose1 w:val="02040503050406030204"/>
+    <w:family w:val="roman"/>
+    <w:pitch w:val="variable"/>
+    <w:sig w:usb0="E00006FF" w:usb1="420024FF" w:usb2="02000000" w:usb3="00000000" w:csb0="0000019F" w:csb1="00000000"/>
+  </w:font>
+  <w:font w:name=".VnTimeH">
+    <w:panose1 w:val="020B7200000000000000"/>
+    <w:family w:val="swiss"/>
+    <w:pitch w:val="variable"/>
+    <w:sig w:usb0="00000007" w:usb1="00000000" w:usb2="00000000" w:usb3="00000000" w:csb0="00000013" w:csb1="00000000"/>
+  </w:font>
+  <w:font w:name="TimesNewRomanPSMT">
+    <w:altName w:val="Times New Roman"/>
+    <w:panose1 w:val="00000000000000000000"/>
+    <w:family w:val="roman"/>
+    <w:notTrueType/>
+    <w:pitch w:val="default"/>
+  </w:font>
+</w:fonts>
+</file>
+
+<file path=./word/footnotes.xml><?xml version="1.0" encoding="utf-8"?>
 <w:footnotes xmlns:wpc="http://schemas.microsoft.com/office/word/2010/wordprocessingCanvas" xmlns:cx="http://schemas.microsoft.com/office/drawing/2014/chartex" xmlns:cx1="http://schemas.microsoft.com/office/drawing/2015/9/8/chartex" xmlns:cx2="http://schemas.microsoft.com/office/drawing/2015/10/21/chartex" xmlns:cx3="http://schemas.microsoft.com/office/drawing/2016/5/9/chartex" xmlns:cx4="http://schemas.microsoft.com/office/drawing/2016/5/10/chartex" xmlns:cx5="http://schemas.microsoft.com/office/drawing/2016/5/11/chartex" xmlns:cx6="http://schemas.microsoft.com/office/drawing/2016/5/12/chartex" xmlns:cx7="http://schemas.microsoft.com/office/drawing/2016/5/13/chartex" xmlns:cx8="http://schemas.microsoft.com/office/drawing/2016/5/14/chartex" xmlns:mc="http://schemas.openxmlformats.org/markup-compatibility/2006" xmlns:aink="http://schemas.microsoft.com/office/drawing/2016/ink" xmlns:am3d="http://schemas.microsoft.com/office/drawing/2017/model3d" xmlns:o="urn:schemas-microsoft-com:office:office" xmlns:oel="http://schemas.microsoft.com/office/2019/extlst" xmlns:r="http://schemas.openxmlformats.org/officeDocument/2006/relationships" xmlns:m="http://schemas.openxmlformats.org/officeDocument/2006/math" xmlns:v="urn:schemas-microsoft-com:vml" xmlns:wp14="http://schemas.microsoft.com/office/word/2010/wordprocessingDrawing" xmlns:wp="http://schemas.openxmlformats.org/drawingml/2006/wordprocessingDrawing" xmlns:w10="urn:schemas-microsoft-com:office:word" xmlns:w="http://schemas.openxmlformats.org/wordprocessingml/2006/main" xmlns:w14="http://schemas.microsoft.com/office/word/2010/wordml" xmlns:w15="http://schemas.microsoft.com/office/word/2012/wordml" xmlns:w16cex="http://schemas.microsoft.com/office/word/2018/wordml/cex" xmlns:w16="http://schemas.microsoft.com/office/word/2018/wordml" xmlns:w16du="http://schemas.microsoft.com/office/word/2023/wordml/word16du" xmlns:w16sdtdh="http://schemas.microsoft.com/office/word/2020/wordml/sdtdatahash" xmlns:w16se="http://schemas.microsoft.com/office/word/2015/wordml/symex" xmlns:wpg="http://schemas.microsoft.com/office/word/2010/wordprocessingGroup" xmlns:wpi="http://schemas.microsoft.com/office/word/2010/wordprocessingInk" xmlns:wne="http://schemas.microsoft.com/office/word/2006/wordml" xmlns:wps="http://schemas.microsoft.com/office/word/2010/wordprocessingShape">
   <w:footnote w:type="separator" w:id="-1">
     <w:p>
@@ -2120,7 +2224,279 @@
 </w:footnotes>
 </file>
 
-<file path=word/styles.xml><?xml version="1.0" encoding="utf-8"?>
+<file path=./word/settings.xml><?xml version="1.0" encoding="utf-8"?>
+<w:settings xmlns:mc="http://schemas.openxmlformats.org/markup-compatibility/2006" xmlns:o="urn:schemas-microsoft-com:office:office" xmlns:r="http://schemas.openxmlformats.org/officeDocument/2006/relationships" xmlns:m="http://schemas.openxmlformats.org/officeDocument/2006/math" xmlns:v="urn:schemas-microsoft-com:vml" xmlns:w10="urn:schemas-microsoft-com:office:word" xmlns:w="http://schemas.openxmlformats.org/wordprocessingml/2006/main" xmlns:w14="http://schemas.microsoft.com/office/word/2010/wordml" xmlns:w15="http://schemas.microsoft.com/office/word/2012/wordml" xmlns:w16cex="http://schemas.microsoft.com/office/word/2018/wordml/cex" xmlns:w16="http://schemas.microsoft.com/office/word/2018/wordml" xmlns:w16du="http://schemas.microsoft.com/office/word/2023/wordml/word16du" xmlns:w16sdtdh="http://schemas.microsoft.com/office/word/2020/wordml/sdtdatahash" xmlns:w16se="http://schemas.microsoft.com/office/word/2015/wordml/symex" xmlns:sl="http://schemas.openxmlformats.org/schemaLibrary/2006/main">
+  <w:zoom w:percent="150"/>
+  <w:defaultTabStop w:val="720"/>
+  <w:drawingGridHorizontalSpacing w:val="120"/>
+  <w:displayHorizontalDrawingGridEvery w:val="2"/>
+  <w:displayVerticalDrawingGridEvery w:val="2"/>
+  <w:characterSpacingControl w:val="doNotCompress"/>
+  <w:compat>
+    <w:compatSetting w:name="compatibilityMode" w:uri="http://schemas.microsoft.com/office/word" w:val="14"/>
+    <w:compatSetting w:name="overrideTableStyleFontSizeAndJustification" w:uri="http://schemas.microsoft.com/office/word" w:val="1"/>
+    <w:compatSetting w:name="enableOpenTypeFeatures" w:uri="http://schemas.microsoft.com/office/word" w:val="1"/>
+    <w:compatSetting w:name="doNotFlipMirrorIndents" w:uri="http://schemas.microsoft.com/office/word" w:val="1"/>
+    <w:compatSetting w:name="useWord2013TrackBottomHyphenation" w:uri="http://schemas.microsoft.com/office/word" w:val="1"/>
+  </w:compat>
+  <w:rsids>
+    <w:rsidRoot w:val="003C6AF8"/>
+    <w:rsid w:val="00001404"/>
+    <w:rsid w:val="000277D8"/>
+    <w:rsid w:val="00065918"/>
+    <w:rsid w:val="00065AD3"/>
+    <w:rsid w:val="000771E0"/>
+    <w:rsid w:val="000A38F8"/>
+    <w:rsid w:val="000A7F6C"/>
+    <w:rsid w:val="000B1547"/>
+    <w:rsid w:val="000C429C"/>
+    <w:rsid w:val="0012561B"/>
+    <w:rsid w:val="00134683"/>
+    <w:rsid w:val="00134B4B"/>
+    <w:rsid w:val="00172AC3"/>
+    <w:rsid w:val="00172D57"/>
+    <w:rsid w:val="001904F9"/>
+    <w:rsid w:val="001B5D62"/>
+    <w:rsid w:val="001D358A"/>
+    <w:rsid w:val="001D6584"/>
+    <w:rsid w:val="001D7715"/>
+    <w:rsid w:val="001E0C5B"/>
+    <w:rsid w:val="00200725"/>
+    <w:rsid w:val="0021057F"/>
+    <w:rsid w:val="00233D95"/>
+    <w:rsid w:val="00262725"/>
+    <w:rsid w:val="0026472B"/>
+    <w:rsid w:val="00265D5B"/>
+    <w:rsid w:val="0028341B"/>
+    <w:rsid w:val="002B5917"/>
+    <w:rsid w:val="002C7BF1"/>
+    <w:rsid w:val="002D1EB4"/>
+    <w:rsid w:val="002E2D32"/>
+    <w:rsid w:val="002E3384"/>
+    <w:rsid w:val="00304FAC"/>
+    <w:rsid w:val="00305A63"/>
+    <w:rsid w:val="00307835"/>
+    <w:rsid w:val="0031706A"/>
+    <w:rsid w:val="00317BFD"/>
+    <w:rsid w:val="00340047"/>
+    <w:rsid w:val="003434E1"/>
+    <w:rsid w:val="0034775D"/>
+    <w:rsid w:val="00352936"/>
+    <w:rsid w:val="00382D6E"/>
+    <w:rsid w:val="00390D90"/>
+    <w:rsid w:val="003A6585"/>
+    <w:rsid w:val="003A7FD6"/>
+    <w:rsid w:val="003B7D9B"/>
+    <w:rsid w:val="003C3224"/>
+    <w:rsid w:val="003C6AF8"/>
+    <w:rsid w:val="003C6F2F"/>
+    <w:rsid w:val="003E5044"/>
+    <w:rsid w:val="004028B9"/>
+    <w:rsid w:val="00403B59"/>
+    <w:rsid w:val="00405018"/>
+    <w:rsid w:val="00416B21"/>
+    <w:rsid w:val="00440E91"/>
+    <w:rsid w:val="00450B3A"/>
+    <w:rsid w:val="00451742"/>
+    <w:rsid w:val="004530ED"/>
+    <w:rsid w:val="00457D88"/>
+    <w:rsid w:val="00466289"/>
+    <w:rsid w:val="00494828"/>
+    <w:rsid w:val="004B10EE"/>
+    <w:rsid w:val="004C0F2F"/>
+    <w:rsid w:val="004D04BB"/>
+    <w:rsid w:val="004D1A56"/>
+    <w:rsid w:val="004D461C"/>
+    <w:rsid w:val="004F6CF0"/>
+    <w:rsid w:val="0051154B"/>
+    <w:rsid w:val="005172A1"/>
+    <w:rsid w:val="00531069"/>
+    <w:rsid w:val="00531DA4"/>
+    <w:rsid w:val="00553DF3"/>
+    <w:rsid w:val="005862BA"/>
+    <w:rsid w:val="005A7C3A"/>
+    <w:rsid w:val="005A7D18"/>
+    <w:rsid w:val="005B531F"/>
+    <w:rsid w:val="005E008B"/>
+    <w:rsid w:val="00604C12"/>
+    <w:rsid w:val="00612D1F"/>
+    <w:rsid w:val="00614B46"/>
+    <w:rsid w:val="006359E1"/>
+    <w:rsid w:val="00642986"/>
+    <w:rsid w:val="0066209A"/>
+    <w:rsid w:val="006710C8"/>
+    <w:rsid w:val="0068540D"/>
+    <w:rsid w:val="006C6EC0"/>
+    <w:rsid w:val="006D2093"/>
+    <w:rsid w:val="006E4E1E"/>
+    <w:rsid w:val="006E7704"/>
+    <w:rsid w:val="006F2D4A"/>
+    <w:rsid w:val="00713C9B"/>
+    <w:rsid w:val="007159D2"/>
+    <w:rsid w:val="0073351B"/>
+    <w:rsid w:val="00736EBA"/>
+    <w:rsid w:val="0074442A"/>
+    <w:rsid w:val="00764F3C"/>
+    <w:rsid w:val="00765E41"/>
+    <w:rsid w:val="00774398"/>
+    <w:rsid w:val="00775717"/>
+    <w:rsid w:val="00784C7D"/>
+    <w:rsid w:val="007A0287"/>
+    <w:rsid w:val="007A2849"/>
+    <w:rsid w:val="007B2A23"/>
+    <w:rsid w:val="007B4824"/>
+    <w:rsid w:val="007C4D02"/>
+    <w:rsid w:val="007C58B0"/>
+    <w:rsid w:val="007D024B"/>
+    <w:rsid w:val="007E347F"/>
+    <w:rsid w:val="007E3543"/>
+    <w:rsid w:val="007E7001"/>
+    <w:rsid w:val="007E7B44"/>
+    <w:rsid w:val="007F06E4"/>
+    <w:rsid w:val="00807324"/>
+    <w:rsid w:val="00820406"/>
+    <w:rsid w:val="008226AE"/>
+    <w:rsid w:val="008361C2"/>
+    <w:rsid w:val="008623E2"/>
+    <w:rsid w:val="00867C0A"/>
+    <w:rsid w:val="00890A69"/>
+    <w:rsid w:val="008913B8"/>
+    <w:rsid w:val="008C7805"/>
+    <w:rsid w:val="008E2003"/>
+    <w:rsid w:val="0091527C"/>
+    <w:rsid w:val="009269C3"/>
+    <w:rsid w:val="0092758B"/>
+    <w:rsid w:val="00933B64"/>
+    <w:rsid w:val="00947C96"/>
+    <w:rsid w:val="00947F15"/>
+    <w:rsid w:val="009517B3"/>
+    <w:rsid w:val="00951BF7"/>
+    <w:rsid w:val="00956CA9"/>
+    <w:rsid w:val="00965817"/>
+    <w:rsid w:val="00983D37"/>
+    <w:rsid w:val="00986CC1"/>
+    <w:rsid w:val="009942C0"/>
+    <w:rsid w:val="009A33DC"/>
+    <w:rsid w:val="009B1216"/>
+    <w:rsid w:val="009B201C"/>
+    <w:rsid w:val="009D12D8"/>
+    <w:rsid w:val="009D426F"/>
+    <w:rsid w:val="009D57C2"/>
+    <w:rsid w:val="00A105C8"/>
+    <w:rsid w:val="00A23FA8"/>
+    <w:rsid w:val="00A267CA"/>
+    <w:rsid w:val="00A36B49"/>
+    <w:rsid w:val="00A41E4A"/>
+    <w:rsid w:val="00A568B0"/>
+    <w:rsid w:val="00A9764C"/>
+    <w:rsid w:val="00AA0F3B"/>
+    <w:rsid w:val="00AB38F2"/>
+    <w:rsid w:val="00AD03D8"/>
+    <w:rsid w:val="00AF0ED5"/>
+    <w:rsid w:val="00B0072B"/>
+    <w:rsid w:val="00B1270B"/>
+    <w:rsid w:val="00B12C3E"/>
+    <w:rsid w:val="00B220DE"/>
+    <w:rsid w:val="00B32652"/>
+    <w:rsid w:val="00B332A6"/>
+    <w:rsid w:val="00B362D1"/>
+    <w:rsid w:val="00B465AA"/>
+    <w:rsid w:val="00B732B4"/>
+    <w:rsid w:val="00B82A6C"/>
+    <w:rsid w:val="00B94DF1"/>
+    <w:rsid w:val="00BB04D9"/>
+    <w:rsid w:val="00BB24C8"/>
+    <w:rsid w:val="00BB3892"/>
+    <w:rsid w:val="00BC2062"/>
+    <w:rsid w:val="00BD6390"/>
+    <w:rsid w:val="00BE0328"/>
+    <w:rsid w:val="00BE57F5"/>
+    <w:rsid w:val="00BF5B76"/>
+    <w:rsid w:val="00C00052"/>
+    <w:rsid w:val="00C04384"/>
+    <w:rsid w:val="00C07D96"/>
+    <w:rsid w:val="00C15D1C"/>
+    <w:rsid w:val="00C350BC"/>
+    <w:rsid w:val="00C73C9B"/>
+    <w:rsid w:val="00C75E46"/>
+    <w:rsid w:val="00C84186"/>
+    <w:rsid w:val="00C85E24"/>
+    <w:rsid w:val="00CC7539"/>
+    <w:rsid w:val="00CD69D8"/>
+    <w:rsid w:val="00CD6F76"/>
+    <w:rsid w:val="00CE53BA"/>
+    <w:rsid w:val="00D0795A"/>
+    <w:rsid w:val="00D128D7"/>
+    <w:rsid w:val="00D25843"/>
+    <w:rsid w:val="00D4095F"/>
+    <w:rsid w:val="00D471D8"/>
+    <w:rsid w:val="00D619C8"/>
+    <w:rsid w:val="00D65A8C"/>
+    <w:rsid w:val="00D65C54"/>
+    <w:rsid w:val="00D71AA3"/>
+    <w:rsid w:val="00D92263"/>
+    <w:rsid w:val="00DA1F4F"/>
+    <w:rsid w:val="00DB5DA5"/>
+    <w:rsid w:val="00DF2080"/>
+    <w:rsid w:val="00DF5479"/>
+    <w:rsid w:val="00E10104"/>
+    <w:rsid w:val="00E15A01"/>
+    <w:rsid w:val="00E16236"/>
+    <w:rsid w:val="00E17A7C"/>
+    <w:rsid w:val="00E20CBA"/>
+    <w:rsid w:val="00E605E3"/>
+    <w:rsid w:val="00E652C2"/>
+    <w:rsid w:val="00E6581F"/>
+    <w:rsid w:val="00E66BC6"/>
+    <w:rsid w:val="00E671CF"/>
+    <w:rsid w:val="00E675F3"/>
+    <w:rsid w:val="00E72030"/>
+    <w:rsid w:val="00E7564E"/>
+    <w:rsid w:val="00E84A91"/>
+    <w:rsid w:val="00E91B00"/>
+    <w:rsid w:val="00E91FD8"/>
+    <w:rsid w:val="00EA32B9"/>
+    <w:rsid w:val="00EA795A"/>
+    <w:rsid w:val="00EC6343"/>
+    <w:rsid w:val="00ED2702"/>
+    <w:rsid w:val="00EE378B"/>
+    <w:rsid w:val="00EF79D3"/>
+    <w:rsid w:val="00F068B9"/>
+    <w:rsid w:val="00F160BF"/>
+    <w:rsid w:val="00F34875"/>
+    <w:rsid w:val="00F81303"/>
+    <w:rsid w:val="00FB406F"/>
+    <w:rsid w:val="00FE1E29"/>
+  </w:rsids>
+  <m:mathPr>
+    <m:mathFont m:val="Cambria Math"/>
+    <m:brkBin m:val="before"/>
+    <m:brkBinSub m:val="--"/>
+    <m:smallFrac m:val="0"/>
+    <m:dispDef/>
+    <m:lMargin m:val="0"/>
+    <m:rMargin m:val="0"/>
+    <m:defJc m:val="centerGroup"/>
+    <m:wrapIndent m:val="1440"/>
+    <m:intLim m:val="subSup"/>
+    <m:naryLim m:val="undOvr"/>
+  </m:mathPr>
+  <w:themeFontLang w:val="en-US"/>
+  <w:clrSchemeMapping w:bg1="light1" w:t1="dark1" w:bg2="light2" w:t2="dark2" w:accent1="accent1" w:accent2="accent2" w:accent3="accent3" w:accent4="accent4" w:accent5="accent5" w:accent6="accent6" w:hyperlink="hyperlink" w:followedHyperlink="followedHyperlink"/>
+  <w:shapeDefaults>
+    <o:shapedefaults v:ext="edit" spidmax="1026"/>
+    <o:shapelayout v:ext="edit">
+      <o:idmap v:ext="edit" data="1"/>
+    </o:shapelayout>
+  </w:shapeDefaults>
+  <w:decimalSymbol w:val=","/>
+  <w:listSeparator w:val=","/>
+  <w14:docId w14:val="083101A5"/>
+  <w15:docId w15:val="{A3C80366-C824-4F33-8922-ACB4D70607C6}"/>
+</w:settings>
+</file>
+
+<file path=./word/styles.xml><?xml version="1.0" encoding="utf-8"?>
 <w:styles xmlns:mc="http://schemas.openxmlformats.org/markup-compatibility/2006" xmlns:r="http://schemas.openxmlformats.org/officeDocument/2006/relationships" xmlns:w="http://schemas.openxmlformats.org/wordprocessingml/2006/main" xmlns:w14="http://schemas.microsoft.com/office/word/2010/wordml" xmlns:w15="http://schemas.microsoft.com/office/word/2012/wordml" xmlns:w16cex="http://schemas.microsoft.com/office/word/2018/wordml/cex" xmlns:w16="http://schemas.microsoft.com/office/word/2018/wordml" xmlns:w16du="http://schemas.microsoft.com/office/word/2023/wordml/word16du" xmlns:w16sdtdh="http://schemas.microsoft.com/office/word/2020/wordml/sdtdatahash" xmlns:w16se="http://schemas.microsoft.com/office/word/2015/wordml/symex">
   <w:docDefaults>
     <w:rPrDefault>
@@ -2768,7 +3144,7 @@
 </w:styles>
 </file>
 
-<file path=word/theme/theme1.xml><?xml version="1.0" encoding="utf-8"?>
+<file path=./word/theme/theme1.xml><?xml version="1.0" encoding="utf-8"?>
 <a:theme xmlns:a="http://schemas.openxmlformats.org/drawingml/2006/main" name="Office Theme">
   <a:themeElements>
     <a:clrScheme name="Office">
@@ -3051,4 +3427,12 @@
   <a:objectDefaults/>
   <a:extraClrSchemeLst/>
 </a:theme>
+</file>
+
+<file path=./word/webSettings.xml><?xml version="1.0" encoding="utf-8"?>
+<w:webSettings xmlns:mc="http://schemas.openxmlformats.org/markup-compatibility/2006" xmlns:r="http://schemas.openxmlformats.org/officeDocument/2006/relationships" xmlns:w="http://schemas.openxmlformats.org/wordprocessingml/2006/main" xmlns:w14="http://schemas.microsoft.com/office/word/2010/wordml" xmlns:w15="http://schemas.microsoft.com/office/word/2012/wordml" xmlns:w16cex="http://schemas.microsoft.com/office/word/2018/wordml/cex" xmlns:w16="http://schemas.microsoft.com/office/word/2018/wordml" xmlns:w16du="http://schemas.microsoft.com/office/word/2023/wordml/word16du" xmlns:w16sdtdh="http://schemas.microsoft.com/office/word/2020/wordml/sdtdatahash" xmlns:w16se="http://schemas.microsoft.com/office/word/2015/wordml/symex">
+  <w:optimizeForBrowser/>
+  <w:relyOnVML/>
+  <w:allowPNG/>
+</w:webSettings>
 </file>
--- a/skills/phong-ktda/assets/thu-moi-hoan-thien-hop-dong.docx
+++ b/skills/phong-ktda/assets/thu-moi-hoan-thien-hop-dong.docx
@@ -1,74 +1,6 @@
 
-<file path=./[Content_Types].xml><?xml version="1.0" encoding="utf-8"?>
-<Types xmlns="http://schemas.openxmlformats.org/package/2006/content-types">
-  <Default Extension="rels" ContentType="application/vnd.openxmlformats-package.relationships+xml"/>
-  <Default Extension="xml" ContentType="application/xml"/>
-  <Override PartName="/word/document.xml" ContentType="application/vnd.openxmlformats-officedocument.wordprocessingml.document.main+xml"/>
-  <Override PartName="/word/styles.xml" ContentType="application/vnd.openxmlformats-officedocument.wordprocessingml.styles+xml"/>
-  <Override PartName="/word/settings.xml" ContentType="application/vnd.openxmlformats-officedocument.wordprocessingml.settings+xml"/>
-  <Override PartName="/word/webSettings.xml" ContentType="application/vnd.openxmlformats-officedocument.wordprocessingml.webSettings+xml"/>
-  <Override PartName="/word/footnotes.xml" ContentType="application/vnd.openxmlformats-officedocument.wordprocessingml.footnotes+xml"/>
-  <Override PartName="/word/endnotes.xml" ContentType="application/vnd.openxmlformats-officedocument.wordprocessingml.endnotes+xml"/>
-  <Override PartName="/word/fontTable.xml" ContentType="application/vnd.openxmlformats-officedocument.wordprocessingml.fontTable+xml"/>
-  <Override PartName="/word/theme/theme1.xml" ContentType="application/vnd.openxmlformats-officedocument.theme+xml"/>
-  <Override PartName="/docProps/core.xml" ContentType="application/vnd.openxmlformats-package.core-properties+xml"/>
-  <Override PartName="/docProps/app.xml" ContentType="application/vnd.openxmlformats-officedocument.extended-properties+xml"/>
-</Types>
-</file>
-
-<file path=./docProps/app.xml><?xml version="1.0" encoding="utf-8"?>
-<Properties xmlns="http://schemas.openxmlformats.org/officeDocument/2006/extended-properties" xmlns:vt="http://schemas.openxmlformats.org/officeDocument/2006/docPropsVTypes">
-  <Template>Normal.dotm</Template>
-  <TotalTime>1225</TotalTime>
-  <Pages>2</Pages>
-  <Words>311</Words>
-  <Characters>1777</Characters>
-  <Application>Microsoft Office Word</Application>
-  <DocSecurity>0</DocSecurity>
-  <Lines>14</Lines>
-  <Paragraphs>4</Paragraphs>
-  <ScaleCrop>false</ScaleCrop>
-  <HeadingPairs>
-    <vt:vector size="2" baseType="variant">
-      <vt:variant>
-        <vt:lpstr>Title</vt:lpstr>
-      </vt:variant>
-      <vt:variant>
-        <vt:i4>1</vt:i4>
-      </vt:variant>
-    </vt:vector>
-  </HeadingPairs>
-  <TitlesOfParts>
-    <vt:vector size="1" baseType="lpstr">
-      <vt:lpstr/>
-    </vt:vector>
-  </TitlesOfParts>
-  <Company/>
-  <LinksUpToDate>false</LinksUpToDate>
-  <CharactersWithSpaces>2084</CharactersWithSpaces>
-  <SharedDoc>false</SharedDoc>
-  <HyperlinksChanged>false</HyperlinksChanged>
-  <AppVersion>16.0000</AppVersion>
-</Properties>
-</file>
-
-<file path=./docProps/core.xml><?xml version="1.0" encoding="utf-8"?>
-<cp:coreProperties xmlns:cp="http://schemas.openxmlformats.org/package/2006/metadata/core-properties" xmlns:dc="http://purl.org/dc/elements/1.1/" xmlns:dcterms="http://purl.org/dc/terms/" xmlns:dcmitype="http://purl.org/dc/dcmitype/" xmlns:xsi="http://www.w3.org/2001/XMLSchema-instance">
-  <dc:title/>
-  <dc:subject/>
-  <dc:creator>COMPUTER</dc:creator>
-  <cp:keywords/>
-  <dc:description/>
-  <cp:lastModifiedBy>Dương KTDA</cp:lastModifiedBy>
-  <cp:revision>183</cp:revision>
-  <cp:lastPrinted>2024-10-02T01:27:00Z</cp:lastPrinted>
-  <dcterms:created xsi:type="dcterms:W3CDTF">2019-01-16T00:57:00Z</dcterms:created>
-  <dcterms:modified xsi:type="dcterms:W3CDTF">2026-04-29T04:18:00Z</dcterms:modified>
-</cp:coreProperties>
-</file>
-
-<file path=./word/document.xml><?xml version="1.0" encoding="utf-8"?>
-<w:document xmlns:ns1="http://schemas.openxmlformats.org/markup-compatibility/2006" xmlns:ns2="http://schemas.microsoft.com/office/word/2010/wordml" xmlns:ns3="http://schemas.openxmlformats.org/drawingml/2006/wordprocessingDrawing" xmlns:ns4="http://schemas.microsoft.com/office/word/2010/wordprocessingDrawing" xmlns:ns5="http://schemas.openxmlformats.org/drawingml/2006/main" xmlns:ns6="http://schemas.microsoft.com/office/word/2010/wordprocessingShape" xmlns:ns7="urn:schemas-microsoft-com:vml" xmlns:ns8="urn:schemas-microsoft-com:office:office" xmlns:w="http://schemas.openxmlformats.org/wordprocessingml/2006/main" xmlns:wps="http://schemas.microsoft.com/office/word/2010/wordprocessingShape">
+<file path=word/document.xml><?xml version="1.0" encoding="utf-8"?>
+<w:document xmlns:wpc="http://schemas.microsoft.com/office/word/2010/wordprocessingCanvas" xmlns:cx="http://schemas.microsoft.com/office/drawing/2014/chartex" xmlns:cx1="http://schemas.microsoft.com/office/drawing/2015/9/8/chartex" xmlns:cx2="http://schemas.microsoft.com/office/drawing/2015/10/21/chartex" xmlns:cx3="http://schemas.microsoft.com/office/drawing/2016/5/9/chartex" xmlns:cx4="http://schemas.microsoft.com/office/drawing/2016/5/10/chartex" xmlns:cx5="http://schemas.microsoft.com/office/drawing/2016/5/11/chartex" xmlns:cx6="http://schemas.microsoft.com/office/drawing/2016/5/12/chartex" xmlns:cx7="http://schemas.microsoft.com/office/drawing/2016/5/13/chartex" xmlns:cx8="http://schemas.microsoft.com/office/drawing/2016/5/14/chartex" xmlns:mc="http://schemas.openxmlformats.org/markup-compatibility/2006" xmlns:aink="http://schemas.microsoft.com/office/drawing/2016/ink" xmlns:am3d="http://schemas.microsoft.com/office/drawing/2017/model3d" xmlns:o="urn:schemas-microsoft-com:office:office" xmlns:oel="http://schemas.microsoft.com/office/2019/extlst" xmlns:r="http://schemas.openxmlformats.org/officeDocument/2006/relationships" xmlns:m="http://schemas.openxmlformats.org/officeDocument/2006/math" xmlns:v="urn:schemas-microsoft-com:vml" xmlns:wp14="http://schemas.microsoft.com/office/word/2010/wordprocessingDrawing" xmlns:wp="http://schemas.openxmlformats.org/drawingml/2006/wordprocessingDrawing" xmlns:w10="urn:schemas-microsoft-com:office:word" xmlns:w="http://schemas.openxmlformats.org/wordprocessingml/2006/main" xmlns:w14="http://schemas.microsoft.com/office/word/2010/wordml" xmlns:w15="http://schemas.microsoft.com/office/word/2012/wordml" xmlns:w16cex="http://schemas.microsoft.com/office/word/2018/wordml/cex" xmlns:w16cid="http://schemas.microsoft.com/office/word/2016/wordml/cid" xmlns:w16="http://schemas.microsoft.com/office/word/2018/wordml" xmlns:w16du="http://schemas.microsoft.com/office/word/2023/wordml/word16du" xmlns:w16sdtdh="http://schemas.microsoft.com/office/word/2020/wordml/sdtdatahash" xmlns:w16se="http://schemas.microsoft.com/office/word/2015/wordml/symex" xmlns:wpg="http://schemas.microsoft.com/office/word/2010/wordprocessingGroup" xmlns:wpi="http://schemas.microsoft.com/office/word/2010/wordprocessingInk" xmlns:wne="http://schemas.microsoft.com/office/word/2006/wordml" xmlns:wps="http://schemas.microsoft.com/office/word/2010/wordprocessingShape">
   <w:body>
     <w:tbl>
       <w:tblPr>
@@ -80,7 +12,7 @@
         <w:gridCol w:w="3970"/>
         <w:gridCol w:w="5670"/>
       </w:tblGrid>
-      <w:tr ns2:paraId="4EB78277" ns2:textId="77777777">
+      <w:tr>
         <w:trPr>
           <w:trHeight w:val="840"/>
         </w:trPr>
@@ -88,7 +20,7 @@
           <w:tcPr>
             <w:tcW w:w="3970" w:type="dxa"/>
           </w:tcPr>
-          <w:p ns2:paraId="61E5D3D8" ns2:textId="77777777">
+          <w:p>
             <w:pPr>
               <w:pStyle w:val="Heading4"/>
               <w:spacing w:line="276" w:lineRule="auto"/>
@@ -115,7 +47,7 @@
               <w:t>PHÚ THỌ</w:t>
             </w:r>
           </w:p>
-          <w:p ns2:paraId="48FCFDBA" ns2:textId="77777777">
+          <w:p>
             <w:pPr>
               <w:spacing w:after="0"/>
               <w:jc w:val="center"/>
@@ -132,65 +64,65 @@
                 <w:sz w:val="26"/>
                 <w:szCs w:val="26"/>
               </w:rPr>
-              <ns1:AlternateContent>
-                <ns1:Choice Requires="wps">
+              <mc:AlternateContent>
+                <mc:Choice Requires="wps">
                   <w:drawing>
-                    <ns3:anchor distT="0" distB="0" distL="114300" distR="114300" simplePos="0" relativeHeight="251657216" behindDoc="0" locked="0" layoutInCell="1" allowOverlap="1" ns4:editId="684DFD31">
-                      <ns3:simplePos x="0" y="0"/>
-                      <ns3:positionH relativeFrom="column">
-                        <ns3:posOffset>516890</ns3:posOffset>
-                      </ns3:positionH>
-                      <ns3:positionV relativeFrom="paragraph">
-                        <ns3:posOffset>222885</ns3:posOffset>
-                      </ns3:positionV>
-                      <ns3:extent cx="1329774" cy="0"/>
-                      <ns3:effectExtent l="0" t="0" r="0" b="0"/>
-                      <ns3:wrapNone/>
-                      <ns3:docPr id="1" name="Straight Connector 1"/>
-                      <ns3:cNvGraphicFramePr/>
-                      <ns5:graphic>
-                        <ns5:graphicData uri="http://schemas.microsoft.com/office/word/2010/wordprocessingShape">
-                          <ns6:wsp>
-                            <ns6:cNvCnPr/>
-                            <ns6:spPr>
-                              <ns5:xfrm>
-                                <ns5:off x="0" y="0"/>
-                                <ns5:ext cx="1329774" cy="0"/>
-                              </ns5:xfrm>
-                              <ns5:prstGeom prst="line">
-                                <ns5:avLst/>
-                              </ns5:prstGeom>
-                            </ns6:spPr>
-                            <ns6:style>
-                              <ns5:lnRef idx="1">
-                                <ns5:schemeClr val="dk1"/>
-                              </ns5:lnRef>
-                              <ns5:fillRef idx="0">
-                                <ns5:schemeClr val="dk1"/>
-                              </ns5:fillRef>
-                              <ns5:effectRef idx="0">
-                                <ns5:schemeClr val="dk1"/>
-                              </ns5:effectRef>
-                              <ns5:fontRef idx="minor">
-                                <ns5:schemeClr val="tx1"/>
-                              </ns5:fontRef>
-                            </ns6:style>
-                            <ns6:bodyPr/>
-                          </ns6:wsp>
-                        </ns5:graphicData>
-                      </ns5:graphic>
-                      <ns4:sizeRelH relativeFrom="margin">
-                        <ns4:pctWidth>0</ns4:pctWidth>
-                      </ns4:sizeRelH>
-                    </ns3:anchor>
+                    <wp:anchor distT="0" distB="0" distL="114300" distR="114300" simplePos="0" relativeHeight="251657216" behindDoc="0" locked="0" layoutInCell="1" allowOverlap="1" wp14:editId="684DFD31">
+                      <wp:simplePos x="0" y="0"/>
+                      <wp:positionH relativeFrom="column">
+                        <wp:posOffset>516890</wp:posOffset>
+                      </wp:positionH>
+                      <wp:positionV relativeFrom="paragraph">
+                        <wp:posOffset>222885</wp:posOffset>
+                      </wp:positionV>
+                      <wp:extent cx="1329774" cy="0"/>
+                      <wp:effectExtent l="0" t="0" r="0" b="0"/>
+                      <wp:wrapNone/>
+                      <wp:docPr id="1" name="Straight Connector 1"/>
+                      <wp:cNvGraphicFramePr/>
+                      <a:graphic xmlns:a="http://schemas.openxmlformats.org/drawingml/2006/main">
+                        <a:graphicData uri="http://schemas.microsoft.com/office/word/2010/wordprocessingShape">
+                          <wps:wsp>
+                            <wps:cNvCnPr/>
+                            <wps:spPr>
+                              <a:xfrm>
+                                <a:off x="0" y="0"/>
+                                <a:ext cx="1329774" cy="0"/>
+                              </a:xfrm>
+                              <a:prstGeom prst="line">
+                                <a:avLst/>
+                              </a:prstGeom>
+                            </wps:spPr>
+                            <wps:style>
+                              <a:lnRef idx="1">
+                                <a:schemeClr val="dk1"/>
+                              </a:lnRef>
+                              <a:fillRef idx="0">
+                                <a:schemeClr val="dk1"/>
+                              </a:fillRef>
+                              <a:effectRef idx="0">
+                                <a:schemeClr val="dk1"/>
+                              </a:effectRef>
+                              <a:fontRef idx="minor">
+                                <a:schemeClr val="tx1"/>
+                              </a:fontRef>
+                            </wps:style>
+                            <wps:bodyPr/>
+                          </wps:wsp>
+                        </a:graphicData>
+                      </a:graphic>
+                      <wp14:sizeRelH relativeFrom="margin">
+                        <wp14:pctWidth>0</wp14:pctWidth>
+                      </wp14:sizeRelH>
+                    </wp:anchor>
                   </w:drawing>
-                </ns1:Choice>
-                <ns1:Fallback>
+                </mc:Choice>
+                <mc:Fallback>
                   <w:pict>
-                    <ns7:line id="Straight Connector 1" ns8:spid="_x0000_s1026" style="position:absolute;z-index:251657216;visibility:visible;mso-wrap-style:square;mso-width-percent:0;mso-wrap-distance-left:9pt;mso-wrap-distance-top:0;mso-wrap-distance-right:9pt;mso-wrap-distance-bottom:0;mso-position-horizontal:absolute;mso-position-horizontal-relative:text;mso-position-vertical:absolute;mso-position-vertical-relative:text;mso-width-percent:0;mso-width-relative:margin" from="40.7pt,17.55pt" to="145.4pt,17.55pt" ns8:gfxdata="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" strokecolor="black [3040]"/>
+                    <v:line id="Straight Connector 1" o:spid="_x0000_s1026" style="position:absolute;z-index:251657216;visibility:visible;mso-wrap-style:square;mso-width-percent:0;mso-wrap-distance-left:9pt;mso-wrap-distance-top:0;mso-wrap-distance-right:9pt;mso-wrap-distance-bottom:0;mso-position-horizontal:absolute;mso-position-horizontal-relative:text;mso-position-vertical:absolute;mso-position-vertical-relative:text;mso-width-percent:0;mso-width-relative:margin" from="40.7pt,17.55pt" to="145.4pt,17.55pt" o:gfxdata="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" strokecolor="black [3040]"/>
                   </w:pict>
-                </ns1:Fallback>
-              </ns1:AlternateContent>
+                </mc:Fallback>
+              </mc:AlternateContent>
             </w:r>
             <w:r>
               <w:rPr>
@@ -207,27 +139,25 @@
           <w:tcPr>
             <w:tcW w:w="5670" w:type="dxa"/>
           </w:tcPr>
-          <w:p ns2:paraId="2C9EB6DE" ns2:textId="77777777">
+          <w:p>
             <w:pPr>
               <w:pStyle w:val="Heading4"/>
               <w:spacing w:line="276" w:lineRule="auto"/>
               <w:rPr>
                 <w:rFonts w:ascii="Times New Roman" w:hAnsi="Times New Roman"/>
                 <w:b w:val="0"/>
-                <w:sz w:val="24"/>
-                <w:szCs w:val="24"/>
+                <w:szCs w:val="26"/>
               </w:rPr>
             </w:pPr>
             <w:r>
               <w:rPr>
                 <w:rFonts w:ascii="Times New Roman" w:hAnsi="Times New Roman"/>
-                <w:sz w:val="24"/>
-                <w:szCs w:val="24"/>
+                <w:szCs w:val="26"/>
               </w:rPr>
               <w:t>CỘNG HOÀ XÃ HỘI CHỦ NGHĨA VIỆT NAM</w:t>
             </w:r>
           </w:p>
-          <w:p ns2:paraId="5FDA2482" ns2:textId="77777777">
+          <w:p>
             <w:pPr>
               <w:spacing w:after="0"/>
               <w:jc w:val="center"/>
@@ -244,65 +174,65 @@
                 <w:sz w:val="27"/>
                 <w:szCs w:val="27"/>
               </w:rPr>
-              <ns1:AlternateContent>
-                <ns1:Choice Requires="wps">
+              <mc:AlternateContent>
+                <mc:Choice Requires="wps">
                   <w:drawing>
-                    <ns3:anchor distT="0" distB="0" distL="114300" distR="114300" simplePos="0" relativeHeight="251662336" behindDoc="0" locked="0" layoutInCell="1" allowOverlap="1" ns4:editId="6261C855">
-                      <ns3:simplePos x="0" y="0"/>
-                      <ns3:positionH relativeFrom="column">
-                        <ns3:posOffset>591820</ns3:posOffset>
-                      </ns3:positionH>
-                      <ns3:positionV relativeFrom="paragraph">
-                        <ns3:posOffset>221932</ns3:posOffset>
-                      </ns3:positionV>
-                      <ns3:extent cx="2084485" cy="0"/>
-                      <ns3:effectExtent l="0" t="0" r="0" b="0"/>
-                      <ns3:wrapNone/>
-                      <ns3:docPr id="2" name="Straight Connector 2"/>
-                      <ns3:cNvGraphicFramePr/>
-                      <ns5:graphic>
-                        <ns5:graphicData uri="http://schemas.microsoft.com/office/word/2010/wordprocessingShape">
-                          <ns6:wsp>
-                            <ns6:cNvCnPr/>
-                            <ns6:spPr>
-                              <ns5:xfrm>
-                                <ns5:off x="0" y="0"/>
-                                <ns5:ext cx="2084485" cy="0"/>
-                              </ns5:xfrm>
-                              <ns5:prstGeom prst="line">
-                                <ns5:avLst/>
-                              </ns5:prstGeom>
-                            </ns6:spPr>
-                            <ns6:style>
-                              <ns5:lnRef idx="1">
-                                <ns5:schemeClr val="dk1"/>
-                              </ns5:lnRef>
-                              <ns5:fillRef idx="0">
-                                <ns5:schemeClr val="dk1"/>
-                              </ns5:fillRef>
-                              <ns5:effectRef idx="0">
-                                <ns5:schemeClr val="dk1"/>
-                              </ns5:effectRef>
-                              <ns5:fontRef idx="minor">
-                                <ns5:schemeClr val="tx1"/>
-                              </ns5:fontRef>
-                            </ns6:style>
-                            <ns6:bodyPr/>
-                          </ns6:wsp>
-                        </ns5:graphicData>
-                      </ns5:graphic>
-                      <ns4:sizeRelH relativeFrom="margin">
-                        <ns4:pctWidth>0</ns4:pctWidth>
-                      </ns4:sizeRelH>
-                    </ns3:anchor>
+                    <wp:anchor distT="0" distB="0" distL="114300" distR="114300" simplePos="0" relativeHeight="251662336" behindDoc="0" locked="0" layoutInCell="1" allowOverlap="1" wp14:editId="6261C855">
+                      <wp:simplePos x="0" y="0"/>
+                      <wp:positionH relativeFrom="column">
+                        <wp:posOffset>591820</wp:posOffset>
+                      </wp:positionH>
+                      <wp:positionV relativeFrom="paragraph">
+                        <wp:posOffset>221932</wp:posOffset>
+                      </wp:positionV>
+                      <wp:extent cx="2084485" cy="0"/>
+                      <wp:effectExtent l="0" t="0" r="0" b="0"/>
+                      <wp:wrapNone/>
+                      <wp:docPr id="2" name="Straight Connector 2"/>
+                      <wp:cNvGraphicFramePr/>
+                      <a:graphic xmlns:a="http://schemas.openxmlformats.org/drawingml/2006/main">
+                        <a:graphicData uri="http://schemas.microsoft.com/office/word/2010/wordprocessingShape">
+                          <wps:wsp>
+                            <wps:cNvCnPr/>
+                            <wps:spPr>
+                              <a:xfrm>
+                                <a:off x="0" y="0"/>
+                                <a:ext cx="2084485" cy="0"/>
+                              </a:xfrm>
+                              <a:prstGeom prst="line">
+                                <a:avLst/>
+                              </a:prstGeom>
+                            </wps:spPr>
+                            <wps:style>
+                              <a:lnRef idx="1">
+                                <a:schemeClr val="dk1"/>
+                              </a:lnRef>
+                              <a:fillRef idx="0">
+                                <a:schemeClr val="dk1"/>
+                              </a:fillRef>
+                              <a:effectRef idx="0">
+                                <a:schemeClr val="dk1"/>
+                              </a:effectRef>
+                              <a:fontRef idx="minor">
+                                <a:schemeClr val="tx1"/>
+                              </a:fontRef>
+                            </wps:style>
+                            <wps:bodyPr/>
+                          </wps:wsp>
+                        </a:graphicData>
+                      </a:graphic>
+                      <wp14:sizeRelH relativeFrom="margin">
+                        <wp14:pctWidth>0</wp14:pctWidth>
+                      </wp14:sizeRelH>
+                    </wp:anchor>
                   </w:drawing>
-                </ns1:Choice>
-                <ns1:Fallback>
+                </mc:Choice>
+                <mc:Fallback>
                   <w:pict>
-                    <ns7:line id="Straight Connector 2" ns8:spid="_x0000_s1026" style="position:absolute;z-index:251662336;visibility:visible;mso-wrap-style:square;mso-width-percent:0;mso-wrap-distance-left:9pt;mso-wrap-distance-top:0;mso-wrap-distance-right:9pt;mso-wrap-distance-bottom:0;mso-position-horizontal:absolute;mso-position-horizontal-relative:text;mso-position-vertical:absolute;mso-position-vertical-relative:text;mso-width-percent:0;mso-width-relative:margin" from="46.6pt,17.45pt" to="210.75pt,17.45pt" ns8:gfxdata="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" strokecolor="black [3040]"/>
+                    <v:line id="Straight Connector 2" o:spid="_x0000_s1026" style="position:absolute;z-index:251662336;visibility:visible;mso-wrap-style:square;mso-width-percent:0;mso-wrap-distance-left:9pt;mso-wrap-distance-top:0;mso-wrap-distance-right:9pt;mso-wrap-distance-bottom:0;mso-position-horizontal:absolute;mso-position-horizontal-relative:text;mso-position-vertical:absolute;mso-position-vertical-relative:text;mso-width-percent:0;mso-width-relative:margin" from="46.6pt,17.45pt" to="210.75pt,17.45pt" o:gfxdata="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" strokecolor="black [3040]"/>
                   </w:pict>
-                </ns1:Fallback>
-              </ns1:AlternateContent>
+                </mc:Fallback>
+              </mc:AlternateContent>
             </w:r>
             <w:r>
               <w:rPr>
@@ -323,7 +253,7 @@
           </w:p>
         </w:tc>
       </w:tr>
-      <w:tr ns2:paraId="6CE8C5AB" ns2:textId="77777777">
+      <w:tr>
         <w:trPr>
           <w:trHeight w:val="568"/>
         </w:trPr>
@@ -331,7 +261,7 @@
           <w:tcPr>
             <w:tcW w:w="3970" w:type="dxa"/>
           </w:tcPr>
-          <w:p ns2:paraId="7114F701" ns2:textId="77777777">
+          <w:p>
             <w:pPr>
               <w:spacing w:after="0"/>
               <w:jc w:val="center"/>
@@ -348,7 +278,7 @@
             <w:tcW w:w="5670" w:type="dxa"/>
             <w:vAlign w:val="center"/>
           </w:tcPr>
-          <w:p ns2:paraId="4C54D128" ns2:textId="59049B88">
+          <w:p>
             <w:pPr>
               <w:spacing w:after="0"/>
               <w:jc w:val="center"/>
@@ -368,7 +298,7 @@
                 <w:sz w:val="26"/>
                 <w:szCs w:val="26"/>
               </w:rPr>
-              <w:t xml:space="preserve">Phú Thọ, ngày {{NGAY_KY}} tháng {{THANG_KY}} năm {{NAM_KY}}</w:t>
+              <w:t>Phú Thọ</w:t>
             </w:r>
             <w:r>
               <w:rPr>
@@ -378,7 +308,7 @@
                 <w:sz w:val="26"/>
                 <w:szCs w:val="26"/>
               </w:rPr>
-              <w:t/>
+              <w:t>, ngày</w:t>
             </w:r>
             <w:r>
               <w:rPr>
@@ -388,7 +318,7 @@
                 <w:sz w:val="26"/>
                 <w:szCs w:val="26"/>
               </w:rPr>
-              <w:t xml:space="preserve"/>
+              <w:t xml:space="preserve"> </w:t>
             </w:r>
             <w:r>
               <w:rPr>
@@ -398,7 +328,7 @@
                 <w:sz w:val="26"/>
                 <w:szCs w:val="26"/>
               </w:rPr>
-              <w:t/>
+              <w:t>___</w:t>
             </w:r>
             <w:r>
               <w:rPr>
@@ -408,7 +338,7 @@
                 <w:sz w:val="26"/>
                 <w:szCs w:val="26"/>
               </w:rPr>
-              <w:t xml:space="preserve"/>
+              <w:t xml:space="preserve"> </w:t>
             </w:r>
             <w:r>
               <w:rPr>
@@ -418,7 +348,7 @@
                 <w:sz w:val="26"/>
                 <w:szCs w:val="26"/>
               </w:rPr>
-              <w:t/>
+              <w:t>tháng</w:t>
             </w:r>
             <w:r>
               <w:rPr>
@@ -428,7 +358,7 @@
                 <w:sz w:val="26"/>
                 <w:szCs w:val="26"/>
               </w:rPr>
-              <w:t xml:space="preserve"/>
+              <w:t xml:space="preserve"> </w:t>
             </w:r>
             <w:r>
               <w:rPr>
@@ -438,7 +368,7 @@
                 <w:sz w:val="26"/>
                 <w:szCs w:val="26"/>
               </w:rPr>
-              <w:t/>
+              <w:t>___</w:t>
             </w:r>
             <w:r>
               <w:rPr>
@@ -448,7 +378,7 @@
                 <w:sz w:val="26"/>
                 <w:szCs w:val="26"/>
               </w:rPr>
-              <w:t xml:space="preserve"/>
+              <w:t xml:space="preserve"> </w:t>
             </w:r>
             <w:r>
               <w:rPr>
@@ -458,7 +388,7 @@
                 <w:sz w:val="26"/>
                 <w:szCs w:val="26"/>
               </w:rPr>
-              <w:t xml:space="preserve"/>
+              <w:t xml:space="preserve">năm </w:t>
             </w:r>
             <w:r>
               <w:rPr>
@@ -468,24 +398,24 @@
                 <w:sz w:val="26"/>
                 <w:szCs w:val="26"/>
               </w:rPr>
-              <w:t/>
+              <w:t>___</w:t>
             </w:r>
           </w:p>
         </w:tc>
       </w:tr>
     </w:tbl>
-    <w:p ns2:paraId="38F41EAB" ns2:textId="77777777">
+    <w:p>
       <w:pPr>
         <w:spacing w:after="0"/>
         <w:jc w:val="center"/>
         <w:rPr>
           <w:rFonts w:cs="Times New Roman"/>
           <w:b/>
-          <w:szCs w:val="28"/>
+          <w:sz w:val="22"/>
         </w:rPr>
       </w:pPr>
     </w:p>
-    <w:p ns2:paraId="08494F2E" ns2:textId="6E7AC6B7">
+    <w:p>
       <w:pPr>
         <w:spacing w:after="0"/>
         <w:jc w:val="center"/>
@@ -509,10 +439,10 @@
           <w:b/>
           <w:szCs w:val="28"/>
         </w:rPr>
-        <w:t>HOÀN THIỆN HỢP ĐỒNG</w:t>
+        <w:t>KÝ KẾT HỢP ĐỒNG</w:t>
       </w:r>
     </w:p>
-    <w:p ns2:paraId="7F6F4F01" ns2:textId="77777777">
+    <w:p>
       <w:pPr>
         <w:spacing w:after="0"/>
         <w:jc w:val="center"/>
@@ -524,7 +454,7 @@
         </w:rPr>
       </w:pPr>
     </w:p>
-    <w:p ns2:paraId="6C36DB83" ns2:textId="12F3A017">
+    <w:p>
       <w:pPr>
         <w:spacing w:after="60" w:line="264" w:lineRule="auto"/>
         <w:jc w:val="center"/>
@@ -542,7 +472,7 @@
           <w:sz w:val="26"/>
           <w:szCs w:val="26"/>
         </w:rPr>
-        <w:t xml:space="preserve">Kính gửi: {{TEN_NHA_THAU}}</w:t>
+        <w:t xml:space="preserve">Kính gửi: </w:t>
       </w:r>
       <w:r>
         <w:rPr>
@@ -551,7 +481,7 @@
           <w:sz w:val="26"/>
           <w:szCs w:val="26"/>
         </w:rPr>
-        <w:t xml:space="preserve"/>
+        <w:t xml:space="preserve">_________ </w:t>
       </w:r>
       <w:r>
         <w:rPr>
@@ -563,10 +493,10 @@
           <w:szCs w:val="26"/>
           <w:highlight w:val="yellow"/>
         </w:rPr>
-        <w:t/>
+        <w:t>[Ghi tên nhà thầu]</w:t>
       </w:r>
     </w:p>
-    <w:p ns2:paraId="0F901E10" ns2:textId="5FE74D67">
+    <w:p>
       <w:pPr>
         <w:spacing w:after="60" w:line="264" w:lineRule="auto"/>
         <w:jc w:val="center"/>
@@ -585,7 +515,7 @@
           <w:sz w:val="26"/>
           <w:szCs w:val="26"/>
         </w:rPr>
-        <w:t xml:space="preserve">(Địa chỉ: {{DIA_CHI_NHA_THAU}})</w:t>
+        <w:t>(</w:t>
       </w:r>
       <w:r>
         <w:rPr>
@@ -595,7 +525,7 @@
           <w:sz w:val="26"/>
           <w:szCs w:val="26"/>
         </w:rPr>
-        <w:t xml:space="preserve"/>
+        <w:t xml:space="preserve">Địa chỉ: </w:t>
       </w:r>
       <w:r>
         <w:rPr>
@@ -605,7 +535,7 @@
           <w:sz w:val="26"/>
           <w:szCs w:val="26"/>
         </w:rPr>
-        <w:t/>
+        <w:t>__________________</w:t>
       </w:r>
       <w:r>
         <w:rPr>
@@ -615,22 +545,22 @@
           <w:sz w:val="26"/>
           <w:szCs w:val="26"/>
         </w:rPr>
-        <w:t/>
+        <w:t>)</w:t>
       </w:r>
     </w:p>
-    <w:p ns2:paraId="26DE0DD4" ns2:textId="77777777">
+    <w:p>
       <w:pPr>
         <w:spacing w:after="0"/>
         <w:ind w:firstLine="720"/>
         <w:jc w:val="both"/>
         <w:rPr>
           <w:rFonts w:cs="Times New Roman"/>
-          <w:sz w:val="27"/>
-          <w:szCs w:val="41"/>
+          <w:sz w:val="21"/>
+          <w:szCs w:val="35"/>
         </w:rPr>
       </w:pPr>
     </w:p>
-    <w:p ns2:paraId="67FC9B6F" ns2:textId="77777777">
+    <w:p>
       <w:pPr>
         <w:spacing w:before="40" w:after="40" w:line="288" w:lineRule="auto"/>
         <w:ind w:firstLine="720"/>
@@ -650,7 +580,7 @@
         <w:t>Căn cứ Luật Đấu thầu ngày 23/06/2023 được sửa đổi, bổ sung bởi Luật số 57/2024/QH15 ngày 29/11/2024 và Luật số 90/2025/QH15 ngày 25/6/2025;</w:t>
       </w:r>
     </w:p>
-    <w:p ns2:paraId="60E3F2B9" ns2:textId="77777777">
+    <w:p>
       <w:pPr>
         <w:spacing w:before="40" w:after="40" w:line="288" w:lineRule="auto"/>
         <w:ind w:firstLine="709"/>
@@ -681,31 +611,64 @@
           <w:szCs w:val="26"/>
           <w:lang w:val="nl-NL"/>
         </w:rPr>
-        <w:t>;</w:t>
+        <w:t>.</w:t>
       </w:r>
     </w:p>
-    <w:p ns2:paraId="0989011E" ns2:textId="23E397A6">
+    <w:p>
       <w:pPr>
         <w:spacing w:after="0"/>
         <w:ind w:firstLine="720"/>
         <w:jc w:val="both"/>
         <w:rPr>
           <w:rFonts w:cs="Times New Roman"/>
+          <w:sz w:val="26"/>
+          <w:szCs w:val="26"/>
+        </w:rPr>
+      </w:pPr>
+      <w:r>
+        <w:rPr>
+          <w:rFonts w:cs="Times New Roman"/>
           <w:color w:val="000000"/>
           <w:sz w:val="26"/>
           <w:szCs w:val="26"/>
-          <w:lang w:val="nl-NL"/>
-        </w:rPr>
-      </w:pPr>
+        </w:rPr>
+        <w:t xml:space="preserve">Sau khi tiếp nhận báo giá ngày </w:t>
+      </w:r>
+      <w:r>
+        <w:rPr>
+          <w:rFonts w:cs="Times New Roman"/>
+          <w:color w:val="FF0000"/>
+          <w:sz w:val="26"/>
+          <w:szCs w:val="26"/>
+        </w:rPr>
+        <w:t xml:space="preserve">___/___/___ và </w:t>
+      </w:r>
+      <w:r>
+        <w:rPr>
+          <w:rFonts w:cs="Times New Roman"/>
+          <w:color w:val="FF0000"/>
+          <w:sz w:val="26"/>
+          <w:szCs w:val="26"/>
+        </w:rPr>
+        <w:t>xem xét năng lực</w:t>
+      </w:r>
+      <w:r>
+        <w:rPr>
+          <w:rFonts w:cs="Times New Roman"/>
+          <w:color w:val="FF0000"/>
+          <w:sz w:val="26"/>
+          <w:szCs w:val="26"/>
+        </w:rPr>
+        <w:t xml:space="preserve"> của ______</w:t>
+      </w:r>
       <w:r>
         <w:rPr>
           <w:rFonts w:cs="Times New Roman"/>
           <w:color w:val="000000"/>
           <w:sz w:val="26"/>
           <w:szCs w:val="26"/>
-          <w:lang w:val="nl-NL"/>
-        </w:rPr>
-        <w:t xml:space="preserve">Căn cứ Thông tư </w:t>
+        </w:rPr>
+        <w:t>, Bệnh viện Đa khoa tỉnh Phú Thọ</w:t>
       </w:r>
       <w:r>
         <w:rPr>
@@ -714,7 +677,7 @@
           <w:sz w:val="26"/>
           <w:szCs w:val="26"/>
         </w:rPr>
-        <w:t>số</w:t>
+        <w:t xml:space="preserve"> xét thấy nhà thầu có đủ năng lực để thực hiện gói thầu:</w:t>
       </w:r>
       <w:r>
         <w:rPr>
@@ -722,185 +685,36 @@
           <w:color w:val="000000"/>
           <w:sz w:val="26"/>
           <w:szCs w:val="26"/>
-          <w:lang w:val="nl-NL"/>
-        </w:rPr>
-        <w:t xml:space="preserve"> 79/2025/TT-BTC ngày 04/8/2025 của Bộ Tài chính về việc hướng dẫn việc cung cấp, đăng tải thông tin về đấu thầu và mẫu hồ sơ đấu thầu trên Hệ thống mạng đấu thầu quốc gia;</w:t>
+        </w:rPr>
+        <w:t xml:space="preserve"> </w:t>
+      </w:r>
+      <w:r>
+        <w:rPr>
+          <w:rFonts w:cs="Times New Roman"/>
+          <w:color w:val="FF0000"/>
+          <w:sz w:val="26"/>
+          <w:szCs w:val="26"/>
+        </w:rPr>
+        <w:t>___________</w:t>
+      </w:r>
+      <w:r>
+        <w:rPr>
+          <w:rFonts w:cs="Times New Roman"/>
+          <w:color w:val="FF0000"/>
+          <w:sz w:val="26"/>
+          <w:szCs w:val="26"/>
+        </w:rPr>
+        <w:t xml:space="preserve">. </w:t>
       </w:r>
     </w:p>
-    <w:p ns2:paraId="356C3A00" ns2:textId="090E4F75">
-      <w:pPr>
-        <w:spacing w:before="20" w:after="20"/>
-        <w:ind w:firstLine="709"/>
-        <w:jc w:val="both"/>
-        <w:rPr>
-          <w:bCs/>
-          <w:color w:val="000000"/>
-          <w:sz w:val="26"/>
-          <w:szCs w:val="26"/>
-        </w:rPr>
-      </w:pPr>
-      <w:r>
-        <w:rPr>
-          <w:color w:val="000000"/>
-          <w:sz w:val="26"/>
-          <w:szCs w:val="26"/>
-        </w:rPr>
-        <w:t xml:space="preserve">Căn cứ Quyết định số ___/QĐ-BV ngày ___/___/___ của Giám đốc Bệnh viện Đa khoa tỉnh Phú Thọ về việc phê duyệt dự toán và kế hoạch lựa chọn nhà thầu dự toán mua sắm: {{TEN_GOI_THAU}};</w:t>
-      </w:r>
-      <w:r>
-        <w:rPr>
-          <w:color w:val="FF0000"/>
-          <w:sz w:val="26"/>
-          <w:szCs w:val="26"/>
-        </w:rPr>
-        <w:t xml:space="preserve"/>
-      </w:r>
-      <w:r>
-        <w:rPr>
-          <w:color w:val="FF0000"/>
-          <w:sz w:val="26"/>
-          <w:szCs w:val="26"/>
-        </w:rPr>
-        <w:t/>
-      </w:r>
-      <w:r>
-        <w:rPr>
-          <w:color w:val="FF0000"/>
-          <w:sz w:val="26"/>
-          <w:szCs w:val="26"/>
-        </w:rPr>
-        <w:t xml:space="preserve"/>
-      </w:r>
-      <w:r>
-        <w:rPr>
-          <w:color w:val="FF0000"/>
-          <w:sz w:val="26"/>
-          <w:szCs w:val="26"/>
-        </w:rPr>
-        <w:t/>
-      </w:r>
-      <w:r>
-        <w:rPr>
-          <w:color w:val="FF0000"/>
-          <w:sz w:val="26"/>
-          <w:szCs w:val="26"/>
-        </w:rPr>
-        <w:t/>
-      </w:r>
-      <w:r>
-        <w:rPr>
-          <w:color w:val="FF0000"/>
-          <w:sz w:val="26"/>
-          <w:szCs w:val="26"/>
-        </w:rPr>
-        <w:t/>
-      </w:r>
-      <w:r>
-        <w:rPr>
-          <w:color w:val="FF0000"/>
-          <w:sz w:val="26"/>
-          <w:szCs w:val="26"/>
-        </w:rPr>
-        <w:t/>
-      </w:r>
-      <w:r>
-        <w:rPr>
-          <w:color w:val="FF0000"/>
-          <w:sz w:val="26"/>
-          <w:szCs w:val="26"/>
-        </w:rPr>
-        <w:t/>
-      </w:r>
-      <w:r>
-        <w:rPr>
-          <w:color w:val="000000"/>
-          <w:sz w:val="26"/>
-          <w:szCs w:val="26"/>
-        </w:rPr>
-        <w:t xml:space="preserve"/>
-      </w:r>
-      <w:r>
-        <w:rPr>
-          <w:color w:val="000000"/>
-          <w:sz w:val="26"/>
-          <w:szCs w:val="26"/>
-        </w:rPr>
-        <w:t/>
-      </w:r>
-      <w:r>
-        <w:rPr>
-          <w:color w:val="000000"/>
-          <w:sz w:val="26"/>
-          <w:szCs w:val="26"/>
-        </w:rPr>
-        <w:t xml:space="preserve"/>
-      </w:r>
-      <w:r>
-        <w:rPr>
-          <w:color w:val="000000"/>
-          <w:sz w:val="26"/>
-          <w:szCs w:val="26"/>
-        </w:rPr>
-        <w:t/>
-      </w:r>
-      <w:r>
-        <w:rPr>
-          <w:color w:val="000000"/>
-          <w:sz w:val="26"/>
-          <w:szCs w:val="26"/>
-        </w:rPr>
-        <w:t xml:space="preserve"/>
-      </w:r>
-      <w:r>
-        <w:rPr>
-          <w:color w:val="FF0000"/>
-          <w:sz w:val="26"/>
-          <w:szCs w:val="26"/>
-        </w:rPr>
-        <w:t/>
-      </w:r>
-      <w:r>
-        <w:rPr>
-          <w:color w:val="FF0000"/>
-          <w:sz w:val="26"/>
-          <w:szCs w:val="26"/>
-        </w:rPr>
-        <w:t xml:space="preserve"/>
-      </w:r>
-      <w:r>
-        <w:rPr>
-          <w:color w:val="FF0000"/>
-          <w:sz w:val="26"/>
-          <w:szCs w:val="26"/>
-        </w:rPr>
-        <w:t xml:space="preserve"/>
-      </w:r>
-      <w:r>
-        <w:rPr>
-          <w:color w:val="FF0000"/>
-          <w:sz w:val="26"/>
-          <w:szCs w:val="26"/>
-          <w:lang w:val="nl-NL"/>
-        </w:rPr>
-        <w:t/>
-      </w:r>
-      <w:r>
-        <w:rPr>
-          <w:bCs/>
-          <w:color w:val="000000"/>
-          <w:sz w:val="26"/>
-          <w:szCs w:val="26"/>
-        </w:rPr>
-        <w:t/>
-      </w:r>
-    </w:p>
-    <w:p ns2:paraId="3DA58127" ns2:textId="4EAFEA7F">
+    <w:p>
       <w:pPr>
         <w:spacing w:after="0"/>
         <w:ind w:firstLine="720"/>
         <w:jc w:val="both"/>
         <w:rPr>
           <w:rFonts w:cs="Times New Roman"/>
+          <w:spacing w:val="-8"/>
           <w:sz w:val="26"/>
           <w:szCs w:val="26"/>
         </w:rPr>
@@ -908,111 +722,115 @@
       <w:r>
         <w:rPr>
           <w:rFonts w:cs="Times New Roman"/>
-          <w:color w:val="000000"/>
-          <w:sz w:val="26"/>
-          <w:szCs w:val="26"/>
-        </w:rPr>
-        <w:t xml:space="preserve">Sau khi tiếp nhận báo giá ngày ___/___/___ và xem xét năng lực của ______, Bệnh viện Đa khoa tỉnh Phú Thọ xét thấy nhà thầu có đủ năng lực để thực hiện gói thầu: {{TEN_GOI_THAU}}. </w:t>
-      </w:r>
-      <w:r>
-        <w:rPr>
-          <w:rFonts w:cs="Times New Roman"/>
-          <w:color w:val="FF0000"/>
-          <w:sz w:val="26"/>
-          <w:szCs w:val="26"/>
-        </w:rPr>
-        <w:t xml:space="preserve"/>
-      </w:r>
-      <w:r>
-        <w:rPr>
-          <w:rFonts w:cs="Times New Roman"/>
-          <w:color w:val="FF0000"/>
-          <w:sz w:val="26"/>
-          <w:szCs w:val="26"/>
-        </w:rPr>
-        <w:t xml:space="preserve"/>
-      </w:r>
-      <w:r>
-        <w:rPr>
-          <w:rFonts w:cs="Times New Roman"/>
-          <w:color w:val="FF0000"/>
-          <w:sz w:val="26"/>
-          <w:szCs w:val="26"/>
-        </w:rPr>
-        <w:t/>
-      </w:r>
-      <w:r>
-        <w:rPr>
-          <w:rFonts w:cs="Times New Roman"/>
-          <w:color w:val="FF0000"/>
-          <w:sz w:val="26"/>
-          <w:szCs w:val="26"/>
-        </w:rPr>
-        <w:t xml:space="preserve"/>
-      </w:r>
-      <w:r>
-        <w:rPr>
-          <w:rFonts w:cs="Times New Roman"/>
-          <w:color w:val="FF0000"/>
-          <w:sz w:val="26"/>
-          <w:szCs w:val="26"/>
-        </w:rPr>
-        <w:t/>
-      </w:r>
-      <w:r>
-        <w:rPr>
-          <w:rFonts w:cs="Times New Roman"/>
-          <w:color w:val="000000"/>
-          <w:sz w:val="26"/>
-          <w:szCs w:val="26"/>
-        </w:rPr>
-        <w:t/>
-      </w:r>
-      <w:r>
-        <w:rPr>
-          <w:rFonts w:cs="Times New Roman"/>
-          <w:color w:val="000000"/>
-          <w:sz w:val="26"/>
-          <w:szCs w:val="26"/>
-        </w:rPr>
-        <w:t xml:space="preserve"/>
-      </w:r>
-      <w:r>
-        <w:rPr>
-          <w:rFonts w:cs="Times New Roman"/>
-          <w:color w:val="000000"/>
-          <w:sz w:val="26"/>
-          <w:szCs w:val="26"/>
-        </w:rPr>
-        <w:t xml:space="preserve"/>
-      </w:r>
-      <w:r>
-        <w:rPr>
-          <w:rFonts w:cs="Times New Roman"/>
-          <w:color w:val="FF0000"/>
-          <w:sz w:val="26"/>
-          <w:szCs w:val="26"/>
-        </w:rPr>
-        <w:t/>
-      </w:r>
-      <w:r>
-        <w:rPr>
-          <w:rFonts w:cs="Times New Roman"/>
-          <w:color w:val="FF0000"/>
-          <w:sz w:val="26"/>
-          <w:szCs w:val="26"/>
-        </w:rPr>
-        <w:t xml:space="preserve"/>
+          <w:sz w:val="26"/>
+          <w:szCs w:val="26"/>
+        </w:rPr>
+        <w:t xml:space="preserve">Vì vậy, </w:t>
+      </w:r>
+      <w:r>
+        <w:rPr>
+          <w:rFonts w:cs="Times New Roman"/>
+          <w:sz w:val="26"/>
+          <w:szCs w:val="26"/>
+        </w:rPr>
+        <w:t>Bệnh viện Đa khoa tỉnh Phú Thọ</w:t>
+      </w:r>
+      <w:r>
+        <w:rPr>
+          <w:rFonts w:cs="Times New Roman"/>
+          <w:sz w:val="26"/>
+          <w:szCs w:val="26"/>
+        </w:rPr>
+        <w:t xml:space="preserve"> kính mời </w:t>
+      </w:r>
+      <w:r>
+        <w:rPr>
+          <w:rFonts w:cs="Times New Roman"/>
+          <w:sz w:val="26"/>
+          <w:szCs w:val="26"/>
+        </w:rPr>
+        <w:t>Q</w:t>
+      </w:r>
+      <w:r>
+        <w:rPr>
+          <w:rFonts w:cs="Times New Roman"/>
+          <w:sz w:val="26"/>
+          <w:szCs w:val="26"/>
+        </w:rPr>
+        <w:t xml:space="preserve">uý </w:t>
+      </w:r>
+      <w:r>
+        <w:rPr>
+          <w:rFonts w:cs="Times New Roman"/>
+          <w:sz w:val="26"/>
+          <w:szCs w:val="26"/>
+        </w:rPr>
+        <w:t>nhà thầu</w:t>
+      </w:r>
+      <w:r>
+        <w:rPr>
+          <w:rFonts w:cs="Times New Roman"/>
+          <w:sz w:val="26"/>
+          <w:szCs w:val="26"/>
+        </w:rPr>
+        <w:t xml:space="preserve"> </w:t>
+      </w:r>
+      <w:r>
+        <w:rPr>
+          <w:rFonts w:cs="Times New Roman"/>
+          <w:sz w:val="26"/>
+          <w:szCs w:val="26"/>
+        </w:rPr>
+        <w:t xml:space="preserve">tham gia </w:t>
+      </w:r>
+      <w:r>
+        <w:rPr>
+          <w:rFonts w:cs="Times New Roman"/>
+          <w:sz w:val="26"/>
+          <w:szCs w:val="26"/>
+        </w:rPr>
+        <w:t>ký kết</w:t>
+      </w:r>
+      <w:r>
+        <w:rPr>
+          <w:rFonts w:cs="Times New Roman"/>
+          <w:sz w:val="26"/>
+          <w:szCs w:val="26"/>
+        </w:rPr>
+        <w:t xml:space="preserve"> hợp đồng</w:t>
+      </w:r>
+      <w:r>
+        <w:rPr>
+          <w:rFonts w:cs="Times New Roman"/>
+          <w:sz w:val="26"/>
+          <w:szCs w:val="26"/>
+        </w:rPr>
+        <w:t xml:space="preserve"> gói thầu trên với các n</w:t>
+      </w:r>
+      <w:r>
+        <w:rPr>
+          <w:rFonts w:cs="Times New Roman"/>
+          <w:sz w:val="26"/>
+          <w:szCs w:val="26"/>
+        </w:rPr>
+        <w:t>ội dung như sau</w:t>
+      </w:r>
+      <w:r>
+        <w:rPr>
+          <w:rFonts w:cs="Times New Roman"/>
+          <w:sz w:val="26"/>
+          <w:szCs w:val="26"/>
+        </w:rPr>
+        <w:t>:</w:t>
       </w:r>
     </w:p>
-    <w:p ns2:paraId="3B2DDEC4" ns2:textId="770624B9">
+    <w:p>
       <w:pPr>
         <w:spacing w:after="0"/>
         <w:ind w:firstLine="720"/>
         <w:jc w:val="both"/>
         <w:rPr>
           <w:rFonts w:cs="Times New Roman"/>
-          <w:spacing w:val="-8"/>
           <w:sz w:val="26"/>
           <w:szCs w:val="26"/>
         </w:rPr>
@@ -1020,464 +838,394 @@
       <w:r>
         <w:rPr>
           <w:rFonts w:cs="Times New Roman"/>
-          <w:sz w:val="26"/>
-          <w:szCs w:val="26"/>
-        </w:rPr>
-        <w:t xml:space="preserve">Vì vậy, </w:t>
-      </w:r>
-      <w:r>
-        <w:rPr>
-          <w:rFonts w:cs="Times New Roman"/>
-          <w:sz w:val="26"/>
-          <w:szCs w:val="26"/>
-        </w:rPr>
-        <w:t>Bệnh viện Đa khoa tỉnh Phú Thọ</w:t>
-      </w:r>
-      <w:r>
-        <w:rPr>
-          <w:rFonts w:cs="Times New Roman"/>
-          <w:sz w:val="26"/>
-          <w:szCs w:val="26"/>
-        </w:rPr>
-        <w:t xml:space="preserve"> kính mời </w:t>
-      </w:r>
-      <w:r>
-        <w:rPr>
-          <w:rFonts w:cs="Times New Roman"/>
-          <w:sz w:val="26"/>
-          <w:szCs w:val="26"/>
-        </w:rPr>
-        <w:t>Q</w:t>
-      </w:r>
-      <w:r>
-        <w:rPr>
-          <w:rFonts w:cs="Times New Roman"/>
-          <w:sz w:val="26"/>
-          <w:szCs w:val="26"/>
-        </w:rPr>
-        <w:t xml:space="preserve">uý </w:t>
-      </w:r>
-      <w:r>
-        <w:rPr>
-          <w:rFonts w:cs="Times New Roman"/>
-          <w:sz w:val="26"/>
-          <w:szCs w:val="26"/>
-        </w:rPr>
-        <w:t>nhà thầu</w:t>
-      </w:r>
-      <w:r>
-        <w:rPr>
-          <w:rFonts w:cs="Times New Roman"/>
-          <w:sz w:val="26"/>
-          <w:szCs w:val="26"/>
-        </w:rPr>
-        <w:t xml:space="preserve"> </w:t>
-      </w:r>
-      <w:r>
-        <w:rPr>
-          <w:rFonts w:cs="Times New Roman"/>
-          <w:sz w:val="26"/>
-          <w:szCs w:val="26"/>
-        </w:rPr>
-        <w:t>tham gia hoàn thiện hợp đồng</w:t>
-      </w:r>
-      <w:r>
-        <w:rPr>
-          <w:rFonts w:cs="Times New Roman"/>
-          <w:sz w:val="26"/>
-          <w:szCs w:val="26"/>
-        </w:rPr>
-        <w:t xml:space="preserve"> gói thầu trên với các n</w:t>
-      </w:r>
-      <w:r>
-        <w:rPr>
-          <w:rFonts w:cs="Times New Roman"/>
-          <w:sz w:val="26"/>
-          <w:szCs w:val="26"/>
-        </w:rPr>
-        <w:t>ội dung như sau</w:t>
-      </w:r>
-      <w:r>
-        <w:rPr>
-          <w:rFonts w:cs="Times New Roman"/>
-          <w:sz w:val="26"/>
-          <w:szCs w:val="26"/>
-        </w:rPr>
-        <w:t>:</w:t>
+          <w:b/>
+          <w:sz w:val="26"/>
+          <w:szCs w:val="26"/>
+        </w:rPr>
+        <w:t>1. Nội dung công việc</w:t>
+      </w:r>
+      <w:r>
+        <w:rPr>
+          <w:rFonts w:cs="Times New Roman"/>
+          <w:sz w:val="26"/>
+          <w:szCs w:val="26"/>
+        </w:rPr>
+        <w:t xml:space="preserve">: </w:t>
       </w:r>
     </w:p>
-    <w:p ns2:paraId="1A9507E1" ns2:textId="77777777">
+    <w:p>
       <w:pPr>
         <w:spacing w:after="0"/>
         <w:ind w:firstLine="720"/>
         <w:jc w:val="both"/>
         <w:rPr>
           <w:rFonts w:cs="Times New Roman"/>
+          <w:color w:val="FF0000"/>
           <w:sz w:val="26"/>
           <w:szCs w:val="26"/>
         </w:rPr>
       </w:pPr>
-      <w:r>
-        <w:rPr>
-          <w:rFonts w:cs="Times New Roman"/>
-          <w:b/>
-          <w:sz w:val="26"/>
-          <w:szCs w:val="26"/>
-        </w:rPr>
-        <w:t>1. Nội dung công việc</w:t>
-      </w:r>
-      <w:r>
-        <w:rPr>
-          <w:rFonts w:cs="Times New Roman"/>
-          <w:sz w:val="26"/>
-          <w:szCs w:val="26"/>
-        </w:rPr>
-        <w:t xml:space="preserve">: </w:t>
-      </w:r>
+      <w:bookmarkStart w:id="0" w:name="_Hlk212814208"/>
+      <w:r>
+        <w:rPr>
+          <w:color w:val="FF0000"/>
+          <w:sz w:val="26"/>
+          <w:szCs w:val="26"/>
+          <w:lang w:val="nl-NL"/>
+        </w:rPr>
+        <w:t xml:space="preserve">______________ </w:t>
+      </w:r>
+      <w:r>
+        <w:rPr>
+          <w:i/>
+          <w:iCs/>
+          <w:color w:val="FF0000"/>
+          <w:sz w:val="26"/>
+          <w:szCs w:val="26"/>
+          <w:highlight w:val="yellow"/>
+          <w:lang w:val="nl-NL"/>
+        </w:rPr>
+        <w:t>[Ghi tên gói thầu]</w:t>
+      </w:r>
+      <w:r>
+        <w:rPr>
+          <w:color w:val="FF0000"/>
+          <w:sz w:val="26"/>
+          <w:szCs w:val="26"/>
+        </w:rPr>
+        <w:t>.</w:t>
+      </w:r>
+      <w:bookmarkEnd w:id="0"/>
     </w:p>
-    <w:p ns2:paraId="43BEABA1" ns2:textId="33E7ABB6">
+    <w:p>
       <w:pPr>
         <w:spacing w:after="0"/>
         <w:ind w:firstLine="720"/>
         <w:jc w:val="both"/>
         <w:rPr>
           <w:rFonts w:cs="Times New Roman"/>
-          <w:color w:val="FF0000"/>
-          <w:sz w:val="26"/>
-          <w:szCs w:val="26"/>
-        </w:rPr>
-      </w:pPr>
-      <w:bookmarkStart w:id="0" w:name="_Hlk212814208"/>
-      <w:r>
-        <w:rPr>
-          <w:color w:val="FF0000"/>
-          <w:sz w:val="26"/>
-          <w:szCs w:val="26"/>
-          <w:lang w:val="nl-NL"/>
-        </w:rPr>
-        <w:t xml:space="preserve">______________ </w:t>
-      </w:r>
-      <w:r>
-        <w:rPr>
+          <w:bCs/>
           <w:i/>
           <w:iCs/>
-          <w:color w:val="FF0000"/>
-          <w:sz w:val="26"/>
-          <w:szCs w:val="26"/>
-          <w:highlight w:val="yellow"/>
-          <w:lang w:val="nl-NL"/>
-        </w:rPr>
-        <w:t>[Ghi tên gói thầu]</w:t>
-      </w:r>
-      <w:r>
-        <w:rPr>
-          <w:color w:val="FF0000"/>
-          <w:sz w:val="26"/>
-          <w:szCs w:val="26"/>
-        </w:rPr>
-        <w:t>.</w:t>
-      </w:r>
-      <w:bookmarkEnd w:id="0"/>
+          <w:sz w:val="26"/>
+          <w:szCs w:val="26"/>
+        </w:rPr>
+      </w:pPr>
+      <w:r>
+        <w:rPr>
+          <w:rFonts w:cs="Times New Roman"/>
+          <w:bCs/>
+          <w:i/>
+          <w:iCs/>
+          <w:sz w:val="26"/>
+          <w:szCs w:val="26"/>
+        </w:rPr>
+        <w:t>(</w:t>
+      </w:r>
+      <w:r>
+        <w:rPr>
+          <w:rFonts w:cs="Times New Roman"/>
+          <w:bCs/>
+          <w:i/>
+          <w:iCs/>
+          <w:sz w:val="26"/>
+          <w:szCs w:val="26"/>
+        </w:rPr>
+        <w:t>Nội dung chi tiết theo</w:t>
+      </w:r>
+      <w:r>
+        <w:rPr>
+          <w:rFonts w:cs="Times New Roman"/>
+          <w:bCs/>
+          <w:i/>
+          <w:iCs/>
+          <w:sz w:val="26"/>
+          <w:szCs w:val="26"/>
+        </w:rPr>
+        <w:t xml:space="preserve"> Dự thảo hợp đồng</w:t>
+      </w:r>
+      <w:r>
+        <w:rPr>
+          <w:rFonts w:cs="Times New Roman"/>
+          <w:bCs/>
+          <w:i/>
+          <w:iCs/>
+          <w:sz w:val="26"/>
+          <w:szCs w:val="26"/>
+        </w:rPr>
+        <w:t xml:space="preserve"> đính kèm</w:t>
+      </w:r>
+      <w:r>
+        <w:rPr>
+          <w:rFonts w:cs="Times New Roman"/>
+          <w:bCs/>
+          <w:i/>
+          <w:iCs/>
+          <w:sz w:val="26"/>
+          <w:szCs w:val="26"/>
+        </w:rPr>
+        <w:t>).</w:t>
+      </w:r>
     </w:p>
-    <w:p ns2:paraId="12AACEEA" ns2:textId="75E339DD">
+    <w:p>
+      <w:pPr>
+        <w:spacing w:before="40" w:after="40" w:line="288" w:lineRule="auto"/>
+        <w:ind w:firstLine="720"/>
+        <w:jc w:val="both"/>
+        <w:rPr>
+          <w:sz w:val="26"/>
+          <w:szCs w:val="26"/>
+          <w:lang w:val="fr-FR"/>
+        </w:rPr>
+      </w:pPr>
+      <w:r>
+        <w:rPr>
+          <w:sz w:val="26"/>
+          <w:szCs w:val="26"/>
+          <w:lang w:val="fr-FR"/>
+        </w:rPr>
+        <w:t>Bệnh viện Đa khoa tỉnh Phú Thọ</w:t>
+      </w:r>
+      <w:r>
+        <w:rPr>
+          <w:sz w:val="26"/>
+          <w:szCs w:val="26"/>
+          <w:lang w:val="fr-FR"/>
+        </w:rPr>
+        <w:t xml:space="preserve"> đề nghị </w:t>
+      </w:r>
+      <w:r>
+        <w:rPr>
+          <w:color w:val="000000" w:themeColor="text1"/>
+          <w:sz w:val="26"/>
+          <w:szCs w:val="26"/>
+          <w:lang w:val="fr-FR"/>
+        </w:rPr>
+        <w:t xml:space="preserve">Quý </w:t>
+      </w:r>
+      <w:r>
+        <w:rPr>
+          <w:color w:val="000000" w:themeColor="text1"/>
+          <w:sz w:val="26"/>
+          <w:szCs w:val="26"/>
+          <w:lang w:val="fr-FR"/>
+        </w:rPr>
+        <w:t>nhà thầu</w:t>
+      </w:r>
+      <w:r>
+        <w:rPr>
+          <w:b/>
+          <w:color w:val="000000" w:themeColor="text1"/>
+          <w:sz w:val="26"/>
+          <w:szCs w:val="26"/>
+          <w:lang w:val="de-DE"/>
+        </w:rPr>
+        <w:t xml:space="preserve"> </w:t>
+      </w:r>
+      <w:r>
+        <w:rPr>
+          <w:color w:val="000000" w:themeColor="text1"/>
+          <w:sz w:val="26"/>
+          <w:szCs w:val="26"/>
+          <w:lang w:val="fr-FR"/>
+        </w:rPr>
+        <w:t xml:space="preserve">nghiên </w:t>
+      </w:r>
+      <w:r>
+        <w:rPr>
+          <w:sz w:val="26"/>
+          <w:szCs w:val="26"/>
+          <w:lang w:val="fr-FR"/>
+        </w:rPr>
+        <w:t xml:space="preserve">cứu dự thảo </w:t>
+      </w:r>
+      <w:r>
+        <w:rPr>
+          <w:sz w:val="26"/>
+          <w:szCs w:val="26"/>
+          <w:lang w:val="fr-FR"/>
+        </w:rPr>
+        <w:t>h</w:t>
+      </w:r>
+      <w:r>
+        <w:rPr>
+          <w:sz w:val="26"/>
+          <w:szCs w:val="26"/>
+          <w:lang w:val="fr-FR"/>
+        </w:rPr>
+        <w:t>ợp đồng gửi kèm</w:t>
+      </w:r>
+      <w:r>
+        <w:rPr>
+          <w:sz w:val="26"/>
+          <w:szCs w:val="26"/>
+          <w:lang w:val="fr-FR"/>
+        </w:rPr>
+        <w:t>,</w:t>
+      </w:r>
+      <w:r>
+        <w:rPr>
+          <w:sz w:val="26"/>
+          <w:szCs w:val="26"/>
+          <w:lang w:val="fr-FR"/>
+        </w:rPr>
+        <w:t xml:space="preserve"> chuẩn bị các tài liệu liên quan</w:t>
+      </w:r>
+      <w:r>
+        <w:rPr>
+          <w:sz w:val="26"/>
+          <w:szCs w:val="26"/>
+          <w:lang w:val="fr-FR"/>
+        </w:rPr>
+        <w:t xml:space="preserve"> và </w:t>
+      </w:r>
+      <w:r>
+        <w:rPr>
+          <w:sz w:val="26"/>
+          <w:szCs w:val="26"/>
+          <w:lang w:val="fr-FR"/>
+        </w:rPr>
+        <w:t xml:space="preserve">cử người đại diện theo pháp luật hoặc người được ủy quyền đến </w:t>
+      </w:r>
+      <w:r>
+        <w:rPr>
+          <w:sz w:val="26"/>
+          <w:szCs w:val="26"/>
+          <w:lang w:val="fr-FR"/>
+        </w:rPr>
+        <w:t>ký kết</w:t>
+      </w:r>
+      <w:r>
+        <w:rPr>
+          <w:sz w:val="26"/>
+          <w:szCs w:val="26"/>
+          <w:lang w:val="fr-FR"/>
+        </w:rPr>
+        <w:t xml:space="preserve"> hợp đồng gói thầu nêu trên.</w:t>
+      </w:r>
+    </w:p>
+    <w:p>
+      <w:pPr>
+        <w:spacing w:before="40" w:after="40" w:line="288" w:lineRule="auto"/>
+        <w:ind w:firstLine="720"/>
+        <w:jc w:val="both"/>
+        <w:rPr>
+          <w:b/>
+          <w:bCs/>
+          <w:color w:val="000000"/>
+          <w:sz w:val="26"/>
+          <w:szCs w:val="26"/>
+        </w:rPr>
+      </w:pPr>
+      <w:r>
+        <w:rPr>
+          <w:b/>
+          <w:bCs/>
+          <w:sz w:val="26"/>
+          <w:szCs w:val="26"/>
+          <w:lang w:val="fr-FR"/>
+        </w:rPr>
+        <w:t xml:space="preserve">2. Thời gian và địa điểm </w:t>
+      </w:r>
+      <w:r>
+        <w:rPr>
+          <w:b/>
+          <w:bCs/>
+          <w:sz w:val="26"/>
+          <w:szCs w:val="26"/>
+          <w:lang w:val="fr-FR"/>
+        </w:rPr>
+        <w:t>ký kết</w:t>
+      </w:r>
+      <w:r>
+        <w:rPr>
+          <w:b/>
+          <w:bCs/>
+          <w:sz w:val="26"/>
+          <w:szCs w:val="26"/>
+          <w:lang w:val="fr-FR"/>
+        </w:rPr>
+        <w:t xml:space="preserve"> hợp đồng</w:t>
+      </w:r>
+      <w:r>
+        <w:rPr>
+          <w:b/>
+          <w:bCs/>
+          <w:sz w:val="26"/>
+          <w:szCs w:val="26"/>
+          <w:lang w:val="fr-FR"/>
+        </w:rPr>
+        <w:t>:</w:t>
+      </w:r>
+    </w:p>
+    <w:p>
       <w:pPr>
         <w:spacing w:after="0"/>
         <w:ind w:firstLine="720"/>
         <w:jc w:val="both"/>
         <w:rPr>
           <w:rFonts w:cs="Times New Roman"/>
-          <w:bCs/>
-          <w:i/>
-          <w:iCs/>
           <w:sz w:val="26"/>
           <w:szCs w:val="26"/>
         </w:rPr>
       </w:pPr>
       <w:r>
         <w:rPr>
-          <w:rFonts w:cs="Times New Roman"/>
-          <w:bCs/>
-          <w:i/>
-          <w:iCs/>
-          <w:sz w:val="26"/>
-          <w:szCs w:val="26"/>
-        </w:rPr>
-        <w:t>(</w:t>
-      </w:r>
-      <w:r>
-        <w:rPr>
-          <w:rFonts w:cs="Times New Roman"/>
-          <w:bCs/>
-          <w:i/>
-          <w:iCs/>
-          <w:sz w:val="26"/>
-          <w:szCs w:val="26"/>
-        </w:rPr>
-        <w:t>Nội dung công việc chi tiết theo</w:t>
-      </w:r>
-      <w:r>
-        <w:rPr>
-          <w:rFonts w:cs="Times New Roman"/>
-          <w:bCs/>
-          <w:i/>
-          <w:iCs/>
-          <w:sz w:val="26"/>
-          <w:szCs w:val="26"/>
-        </w:rPr>
-        <w:t xml:space="preserve"> Dự thảo hợp đồng</w:t>
-      </w:r>
-      <w:r>
-        <w:rPr>
-          <w:rFonts w:cs="Times New Roman"/>
-          <w:bCs/>
-          <w:i/>
-          <w:iCs/>
-          <w:sz w:val="26"/>
-          <w:szCs w:val="26"/>
-        </w:rPr>
-        <w:t xml:space="preserve"> đính kèm</w:t>
-      </w:r>
-      <w:r>
-        <w:rPr>
-          <w:rFonts w:cs="Times New Roman"/>
-          <w:bCs/>
-          <w:i/>
-          <w:iCs/>
-          <w:sz w:val="26"/>
-          <w:szCs w:val="26"/>
-        </w:rPr>
-        <w:t>).</w:t>
-      </w:r>
-    </w:p>
-    <w:p ns2:paraId="1F028B40" ns2:textId="4F92F8F1">
-      <w:pPr>
-        <w:spacing w:before="40" w:after="40" w:line="288" w:lineRule="auto"/>
-        <w:ind w:firstLine="720"/>
-        <w:jc w:val="both"/>
-        <w:rPr>
-          <w:sz w:val="26"/>
-          <w:szCs w:val="26"/>
-          <w:lang w:val="fr-FR"/>
-        </w:rPr>
-      </w:pPr>
-      <w:r>
-        <w:rPr>
-          <w:sz w:val="26"/>
-          <w:szCs w:val="26"/>
-          <w:lang w:val="fr-FR"/>
-        </w:rPr>
-        <w:t>Bệnh viện Đa khoa tỉnh Phú Thọ</w:t>
-      </w:r>
-      <w:r>
-        <w:rPr>
-          <w:sz w:val="26"/>
-          <w:szCs w:val="26"/>
-          <w:lang w:val="fr-FR"/>
-        </w:rPr>
-        <w:t xml:space="preserve"> đề nghị </w:t>
-      </w:r>
-      <w:r>
-        <w:rPr>
-          <w:color w:val="000000" w:themeColor="text1"/>
-          <w:sz w:val="26"/>
-          <w:szCs w:val="26"/>
-          <w:lang w:val="fr-FR"/>
-        </w:rPr>
-        <w:t xml:space="preserve">Quý </w:t>
-      </w:r>
-      <w:r>
-        <w:rPr>
-          <w:color w:val="000000" w:themeColor="text1"/>
-          <w:sz w:val="26"/>
-          <w:szCs w:val="26"/>
-          <w:lang w:val="fr-FR"/>
-        </w:rPr>
-        <w:t>nhà thầu</w:t>
-      </w:r>
-      <w:r>
-        <w:rPr>
-          <w:b/>
-          <w:color w:val="000000" w:themeColor="text1"/>
-          <w:sz w:val="26"/>
-          <w:szCs w:val="26"/>
-          <w:lang w:val="de-DE"/>
+          <w:sz w:val="26"/>
+          <w:szCs w:val="26"/>
+        </w:rPr>
+        <w:t xml:space="preserve">- </w:t>
+      </w:r>
+      <w:r>
+        <w:rPr>
+          <w:rFonts w:cs="Times New Roman"/>
+          <w:sz w:val="26"/>
+          <w:szCs w:val="26"/>
+        </w:rPr>
+        <w:t xml:space="preserve">Thời gian </w:t>
+      </w:r>
+      <w:r>
+        <w:rPr>
+          <w:rFonts w:cs="Times New Roman"/>
+          <w:sz w:val="26"/>
+          <w:szCs w:val="26"/>
+        </w:rPr>
+        <w:t>ký kết</w:t>
+      </w:r>
+      <w:r>
+        <w:rPr>
+          <w:rFonts w:cs="Times New Roman"/>
+          <w:sz w:val="26"/>
+          <w:szCs w:val="26"/>
+        </w:rPr>
+        <w:t xml:space="preserve"> hợp đồng muộn nhất vào lúc 16 giờ 00 phút, </w:t>
+      </w:r>
+      <w:r>
+        <w:rPr>
+          <w:rFonts w:cs="Times New Roman"/>
+          <w:color w:val="FF0000"/>
+          <w:sz w:val="26"/>
+          <w:szCs w:val="26"/>
+        </w:rPr>
+        <w:t>ngày</w:t>
+      </w:r>
+      <w:r>
+        <w:rPr>
+          <w:rFonts w:cs="Times New Roman"/>
+          <w:color w:val="FF0000"/>
+          <w:sz w:val="26"/>
+          <w:szCs w:val="26"/>
         </w:rPr>
         <w:t xml:space="preserve"> </w:t>
       </w:r>
       <w:r>
         <w:rPr>
-          <w:color w:val="000000" w:themeColor="text1"/>
-          <w:sz w:val="26"/>
-          <w:szCs w:val="26"/>
-          <w:lang w:val="fr-FR"/>
-        </w:rPr>
-        <w:t xml:space="preserve">nghiên </w:t>
-      </w:r>
-      <w:r>
-        <w:rPr>
-          <w:sz w:val="26"/>
-          <w:szCs w:val="26"/>
-          <w:lang w:val="fr-FR"/>
-        </w:rPr>
-        <w:t xml:space="preserve">cứu dự thảo </w:t>
-      </w:r>
-      <w:r>
-        <w:rPr>
-          <w:sz w:val="26"/>
-          <w:szCs w:val="26"/>
-          <w:lang w:val="fr-FR"/>
-        </w:rPr>
-        <w:t>h</w:t>
-      </w:r>
-      <w:r>
-        <w:rPr>
-          <w:sz w:val="26"/>
-          <w:szCs w:val="26"/>
-          <w:lang w:val="fr-FR"/>
-        </w:rPr>
-        <w:t>ợp đồng gửi kèm</w:t>
-      </w:r>
-      <w:r>
-        <w:rPr>
-          <w:sz w:val="26"/>
-          <w:szCs w:val="26"/>
-          <w:lang w:val="fr-FR"/>
-        </w:rPr>
-        <w:t>,</w:t>
-      </w:r>
-      <w:r>
-        <w:rPr>
-          <w:sz w:val="26"/>
-          <w:szCs w:val="26"/>
-          <w:lang w:val="fr-FR"/>
-        </w:rPr>
-        <w:t xml:space="preserve"> chuẩn bị các tài liệu liên quan</w:t>
-      </w:r>
-      <w:r>
-        <w:rPr>
-          <w:sz w:val="26"/>
-          <w:szCs w:val="26"/>
-          <w:lang w:val="fr-FR"/>
-        </w:rPr>
-        <w:t xml:space="preserve"> và </w:t>
-      </w:r>
-      <w:r>
-        <w:rPr>
-          <w:sz w:val="26"/>
-          <w:szCs w:val="26"/>
-          <w:lang w:val="fr-FR"/>
-        </w:rPr>
-        <w:t>cử người đại diện theo pháp luật hoặc người được ủy quyền đến hoàn thiện hợp đồng gói thầu nêu trên.</w:t>
-      </w:r>
-    </w:p>
-    <w:p ns2:paraId="0CA4994E" ns2:textId="1842C2ED">
-      <w:pPr>
-        <w:spacing w:before="40" w:after="40" w:line="288" w:lineRule="auto"/>
-        <w:ind w:firstLine="720"/>
-        <w:jc w:val="both"/>
-        <w:rPr>
-          <w:b/>
-          <w:bCs/>
-          <w:color w:val="000000"/>
-          <w:sz w:val="26"/>
-          <w:szCs w:val="26"/>
-        </w:rPr>
-      </w:pPr>
-      <w:r>
-        <w:rPr>
-          <w:b/>
-          <w:bCs/>
-          <w:sz w:val="26"/>
-          <w:szCs w:val="26"/>
-          <w:lang w:val="fr-FR"/>
-        </w:rPr>
-        <w:t xml:space="preserve">2. </w:t>
-      </w:r>
-      <w:r>
-        <w:rPr>
-          <w:b/>
-          <w:bCs/>
-          <w:sz w:val="26"/>
-          <w:szCs w:val="26"/>
-          <w:lang w:val="fr-FR"/>
-        </w:rPr>
-        <w:t>Thời gian</w:t>
-      </w:r>
-      <w:r>
-        <w:rPr>
-          <w:b/>
-          <w:bCs/>
-          <w:sz w:val="26"/>
-          <w:szCs w:val="26"/>
-          <w:lang w:val="fr-FR"/>
-        </w:rPr>
-        <w:t xml:space="preserve"> và </w:t>
-      </w:r>
-      <w:r>
-        <w:rPr>
-          <w:b/>
-          <w:bCs/>
-          <w:sz w:val="26"/>
-          <w:szCs w:val="26"/>
-          <w:lang w:val="fr-FR"/>
-        </w:rPr>
-        <w:t>địa điểm</w:t>
-      </w:r>
-      <w:r>
-        <w:rPr>
-          <w:b/>
-          <w:bCs/>
-          <w:sz w:val="26"/>
-          <w:szCs w:val="26"/>
-          <w:lang w:val="fr-FR"/>
-        </w:rPr>
-        <w:t xml:space="preserve"> hoàn thiện hợp đồng</w:t>
-      </w:r>
-      <w:r>
-        <w:rPr>
-          <w:b/>
-          <w:bCs/>
-          <w:sz w:val="26"/>
-          <w:szCs w:val="26"/>
-          <w:lang w:val="fr-FR"/>
-        </w:rPr>
-        <w:t>:</w:t>
-      </w:r>
-    </w:p>
-    <w:p ns2:paraId="0AD54FFE" ns2:textId="32EA92FC">
-      <w:pPr>
-        <w:spacing w:after="0"/>
-        <w:ind w:firstLine="720"/>
-        <w:jc w:val="both"/>
-        <w:rPr>
-          <w:rFonts w:cs="Times New Roman"/>
-          <w:sz w:val="26"/>
-          <w:szCs w:val="26"/>
-        </w:rPr>
-      </w:pPr>
-      <w:r>
-        <w:rPr>
-          <w:sz w:val="26"/>
-          <w:szCs w:val="26"/>
-        </w:rPr>
-        <w:t xml:space="preserve">- </w:t>
-      </w:r>
-      <w:r>
-        <w:rPr>
-          <w:rFonts w:cs="Times New Roman"/>
-          <w:sz w:val="26"/>
-          <w:szCs w:val="26"/>
-        </w:rPr>
-        <w:t xml:space="preserve">Thời gian hoàn thiện hợp đồng muộn nhất vào lúc 16 giờ 00 phút, </w:t>
-      </w:r>
-      <w:r>
-        <w:rPr>
           <w:rFonts w:cs="Times New Roman"/>
           <w:color w:val="FF0000"/>
           <w:sz w:val="26"/>
           <w:szCs w:val="26"/>
         </w:rPr>
-        <w:t>ngày</w:t>
+        <w:t>___</w:t>
       </w:r>
       <w:r>
         <w:rPr>
@@ -1486,6 +1234,24 @@
           <w:sz w:val="26"/>
           <w:szCs w:val="26"/>
         </w:rPr>
+        <w:t xml:space="preserve"> tháng </w:t>
+      </w:r>
+      <w:r>
+        <w:rPr>
+          <w:rFonts w:cs="Times New Roman"/>
+          <w:color w:val="FF0000"/>
+          <w:sz w:val="26"/>
+          <w:szCs w:val="26"/>
+        </w:rPr>
+        <w:t>___</w:t>
+      </w:r>
+      <w:r>
+        <w:rPr>
+          <w:rFonts w:cs="Times New Roman"/>
+          <w:color w:val="FF0000"/>
+          <w:sz w:val="26"/>
+          <w:szCs w:val="26"/>
+        </w:rPr>
         <w:t xml:space="preserve"> </w:t>
       </w:r>
       <w:r>
@@ -1495,7 +1261,7 @@
           <w:sz w:val="26"/>
           <w:szCs w:val="26"/>
         </w:rPr>
-        <w:t>___</w:t>
+        <w:t xml:space="preserve">năm </w:t>
       </w:r>
       <w:r>
         <w:rPr>
@@ -1504,52 +1270,7 @@
           <w:sz w:val="26"/>
           <w:szCs w:val="26"/>
         </w:rPr>
-        <w:t xml:space="preserve"> tháng </w:t>
-      </w:r>
-      <w:r>
-        <w:rPr>
-          <w:rFonts w:cs="Times New Roman"/>
-          <w:color w:val="FF0000"/>
-          <w:sz w:val="26"/>
-          <w:szCs w:val="26"/>
-        </w:rPr>
-        <w:t>___</w:t>
-      </w:r>
-      <w:r>
-        <w:rPr>
-          <w:rFonts w:cs="Times New Roman"/>
-          <w:color w:val="FF0000"/>
-          <w:sz w:val="26"/>
-          <w:szCs w:val="26"/>
-        </w:rPr>
-        <w:t xml:space="preserve"> </w:t>
-      </w:r>
-      <w:r>
-        <w:rPr>
-          <w:rFonts w:cs="Times New Roman"/>
-          <w:color w:val="FF0000"/>
-          <w:sz w:val="26"/>
-          <w:szCs w:val="26"/>
-        </w:rPr>
-        <w:t xml:space="preserve">năm </w:t>
-      </w:r>
-      <w:r>
-        <w:rPr>
-          <w:rFonts w:cs="Times New Roman"/>
-          <w:color w:val="FF0000"/>
-          <w:sz w:val="26"/>
-          <w:szCs w:val="26"/>
-        </w:rPr>
-        <w:t>___</w:t>
-      </w:r>
-      <w:r>
-        <w:rPr>
-          <w:rFonts w:cs="Times New Roman"/>
-          <w:color w:val="FF0000"/>
-          <w:sz w:val="26"/>
-          <w:szCs w:val="26"/>
-        </w:rPr>
-        <w:t xml:space="preserve"> </w:t>
+        <w:t xml:space="preserve">___ </w:t>
       </w:r>
       <w:r>
         <w:rPr>
@@ -1561,43 +1282,19 @@
           <w:szCs w:val="26"/>
           <w:highlight w:val="yellow"/>
         </w:rPr>
-        <w:t>[Tối thiểu 03 ngày</w:t>
-      </w:r>
-      <w:r>
-        <w:rPr>
-          <w:rFonts w:cs="Times New Roman"/>
-          <w:i/>
-          <w:iCs/>
+        <w:t>[Tối thiểu 03 ngày kể từ ngày gửi thư mời]</w:t>
+      </w:r>
+      <w:r>
+        <w:rPr>
+          <w:rFonts w:cs="Times New Roman"/>
           <w:color w:val="FF0000"/>
           <w:sz w:val="26"/>
           <w:szCs w:val="26"/>
-          <w:highlight w:val="yellow"/>
-        </w:rPr>
-        <w:t xml:space="preserve"> </w:t>
-      </w:r>
-      <w:r>
-        <w:rPr>
-          <w:rFonts w:cs="Times New Roman"/>
-          <w:i/>
-          <w:iCs/>
-          <w:color w:val="FF0000"/>
-          <w:sz w:val="26"/>
-          <w:szCs w:val="26"/>
-          <w:highlight w:val="yellow"/>
-        </w:rPr>
-        <w:t>kể từ ngày gửi thư mời]</w:t>
-      </w:r>
-      <w:r>
-        <w:rPr>
-          <w:rFonts w:cs="Times New Roman"/>
-          <w:color w:val="FF0000"/>
-          <w:sz w:val="26"/>
-          <w:szCs w:val="26"/>
         </w:rPr>
         <w:t>.</w:t>
       </w:r>
     </w:p>
-    <w:p ns2:paraId="5C2EE6BE" ns2:textId="2BD47718">
+    <w:p>
       <w:pPr>
         <w:pStyle w:val="ListParagraph"/>
         <w:spacing w:after="0"/>
@@ -1653,7 +1350,16 @@
           <w:sz w:val="26"/>
           <w:szCs w:val="26"/>
         </w:rPr>
-        <w:t>hoàn thiện hợp đồng</w:t>
+        <w:t>ký kết</w:t>
+      </w:r>
+      <w:r>
+        <w:rPr>
+          <w:rFonts w:ascii="Times New Roman" w:hAnsi="Times New Roman"/>
+          <w:spacing w:val="-2"/>
+          <w:sz w:val="26"/>
+          <w:szCs w:val="26"/>
+        </w:rPr>
+        <w:t xml:space="preserve"> hợp đồng</w:t>
       </w:r>
       <w:r>
         <w:rPr>
@@ -1798,7 +1504,7 @@
         <w:t>.</w:t>
       </w:r>
     </w:p>
-    <w:p ns2:paraId="0331207E" ns2:textId="0DA29E05">
+    <w:p>
       <w:pPr>
         <w:pStyle w:val="ListParagraph"/>
         <w:spacing w:after="0"/>
@@ -1861,7 +1567,7 @@
         <w:t>.</w:t>
       </w:r>
     </w:p>
-    <w:p ns2:paraId="0EB825E4" ns2:textId="77777777">
+    <w:p>
       <w:pPr>
         <w:pStyle w:val="ListParagraph"/>
         <w:spacing w:after="0"/>
@@ -1885,7 +1591,7 @@
         <w:gridCol w:w="4253"/>
         <w:gridCol w:w="5386"/>
       </w:tblGrid>
-      <w:tr ns2:paraId="5102BE12" ns2:textId="77777777">
+      <w:tr>
         <w:trPr>
           <w:trHeight w:val="905"/>
         </w:trPr>
@@ -1893,7 +1599,7 @@
           <w:tcPr>
             <w:tcW w:w="4253" w:type="dxa"/>
           </w:tcPr>
-          <w:p ns2:paraId="49926470" ns2:textId="77777777">
+          <w:p>
             <w:pPr>
               <w:spacing w:after="0"/>
               <w:jc w:val="both"/>
@@ -1913,11 +1619,10 @@
                 <w:sz w:val="24"/>
                 <w:szCs w:val="24"/>
               </w:rPr>
-              <w:lastRenderedPageBreak/>
               <w:t>Nơi nhận:</w:t>
             </w:r>
           </w:p>
-          <w:p ns2:paraId="1023E78B" ns2:textId="77777777">
+          <w:p>
             <w:pPr>
               <w:spacing w:after="0"/>
               <w:jc w:val="both"/>
@@ -1948,7 +1653,7 @@
               <w:t>;</w:t>
             </w:r>
           </w:p>
-          <w:p ns2:paraId="4C768494" ns2:textId="1DC69B12">
+          <w:p>
             <w:pPr>
               <w:spacing w:after="0"/>
               <w:jc w:val="both"/>
@@ -1992,7 +1697,7 @@
                 <w:color w:val="FF0000"/>
                 <w:sz w:val="22"/>
               </w:rPr>
-              <w:t>____</w:t>
+              <w:t>_</w:t>
             </w:r>
             <w:r>
               <w:rPr>
@@ -2003,13 +1708,13 @@
               <w:t>.</w:t>
             </w:r>
           </w:p>
-          <w:p ns2:paraId="79C90DBC" ns2:textId="77777777">
+          <w:p>
             <w:pPr>
               <w:spacing w:after="0"/>
               <w:jc w:val="right"/>
             </w:pPr>
           </w:p>
-          <w:p ns2:paraId="3120DBAF" ns2:textId="77777777">
+          <w:p>
             <w:pPr>
               <w:spacing w:after="0"/>
               <w:jc w:val="right"/>
@@ -2020,7 +1725,7 @@
           <w:tcPr>
             <w:tcW w:w="5386" w:type="dxa"/>
           </w:tcPr>
-          <w:p ns2:paraId="5498A21D" ns2:textId="624AEE45">
+          <w:p>
             <w:pPr>
               <w:pStyle w:val="ListParagraph"/>
               <w:spacing w:after="0"/>
@@ -2043,7 +1748,7 @@
               <w:t>GIÁM ĐỐC</w:t>
             </w:r>
           </w:p>
-          <w:p ns2:paraId="7E900EB2" ns2:textId="77777777">
+          <w:p>
             <w:pPr>
               <w:spacing w:after="0"/>
               <w:ind w:left="5760" w:firstLine="720"/>
@@ -2056,7 +1761,7 @@
               </w:rPr>
             </w:pPr>
           </w:p>
-          <w:p ns2:paraId="7790AC89" ns2:textId="77777777">
+          <w:p>
             <w:pPr>
               <w:spacing w:after="0"/>
               <w:rPr>
@@ -2067,7 +1772,7 @@
               </w:rPr>
             </w:pPr>
           </w:p>
-          <w:p ns2:paraId="0437F6F0" ns2:textId="77777777">
+          <w:p>
             <w:pPr>
               <w:spacing w:after="0"/>
               <w:jc w:val="center"/>
@@ -2079,7 +1784,7 @@
               </w:rPr>
             </w:pPr>
           </w:p>
-          <w:p ns2:paraId="72090FB4" ns2:textId="77777777">
+          <w:p>
             <w:pPr>
               <w:spacing w:after="0"/>
               <w:jc w:val="center"/>
@@ -2091,7 +1796,7 @@
               </w:rPr>
             </w:pPr>
           </w:p>
-          <w:p ns2:paraId="60AC6745" ns2:textId="77777777">
+          <w:p>
             <w:pPr>
               <w:spacing w:after="0"/>
               <w:jc w:val="center"/>
@@ -2108,13 +1813,13 @@
                 <w:sz w:val="26"/>
                 <w:szCs w:val="26"/>
               </w:rPr>
-              <w:t xml:space="preserve">{{GIAM_DOC_KY}}</w:t>
+              <w:t>Lê Đình Thanh Sơn</w:t>
             </w:r>
           </w:p>
         </w:tc>
       </w:tr>
     </w:tbl>
-    <w:p ns2:paraId="4FB26F3C" ns2:textId="70DFD154">
+    <w:p>
       <w:pPr>
         <w:spacing w:after="0"/>
         <w:rPr>
@@ -2123,7 +1828,7 @@
         </w:rPr>
       </w:pPr>
     </w:p>
-    <w:p ns2:paraId="56A54871" ns2:textId="4AA8477C">
+    <w:p>
       <w:pPr>
         <w:jc w:val="center"/>
       </w:pPr>
@@ -2138,8 +1843,8 @@
 </w:document>
 </file>
 
-<file path=./word/endnotes.xml><?xml version="1.0" encoding="utf-8"?>
-<w:endnotes xmlns:wpc="http://schemas.microsoft.com/office/word/2010/wordprocessingCanvas" xmlns:cx="http://schemas.microsoft.com/office/drawing/2014/chartex" xmlns:cx1="http://schemas.microsoft.com/office/drawing/2015/9/8/chartex" xmlns:cx2="http://schemas.microsoft.com/office/drawing/2015/10/21/chartex" xmlns:cx3="http://schemas.microsoft.com/office/drawing/2016/5/9/chartex" xmlns:cx4="http://schemas.microsoft.com/office/drawing/2016/5/10/chartex" xmlns:cx5="http://schemas.microsoft.com/office/drawing/2016/5/11/chartex" xmlns:cx6="http://schemas.microsoft.com/office/drawing/2016/5/12/chartex" xmlns:cx7="http://schemas.microsoft.com/office/drawing/2016/5/13/chartex" xmlns:cx8="http://schemas.microsoft.com/office/drawing/2016/5/14/chartex" xmlns:mc="http://schemas.openxmlformats.org/markup-compatibility/2006" xmlns:aink="http://schemas.microsoft.com/office/drawing/2016/ink" xmlns:am3d="http://schemas.microsoft.com/office/drawing/2017/model3d" xmlns:o="urn:schemas-microsoft-com:office:office" xmlns:oel="http://schemas.microsoft.com/office/2019/extlst" xmlns:r="http://schemas.openxmlformats.org/officeDocument/2006/relationships" xmlns:m="http://schemas.openxmlformats.org/officeDocument/2006/math" xmlns:v="urn:schemas-microsoft-com:vml" xmlns:wp14="http://schemas.microsoft.com/office/word/2010/wordprocessingDrawing" xmlns:wp="http://schemas.openxmlformats.org/drawingml/2006/wordprocessingDrawing" xmlns:w10="urn:schemas-microsoft-com:office:word" xmlns:w="http://schemas.openxmlformats.org/wordprocessingml/2006/main" xmlns:w14="http://schemas.microsoft.com/office/word/2010/wordml" xmlns:w15="http://schemas.microsoft.com/office/word/2012/wordml" xmlns:w16cex="http://schemas.microsoft.com/office/word/2018/wordml/cex" xmlns:w16="http://schemas.microsoft.com/office/word/2018/wordml" xmlns:w16du="http://schemas.microsoft.com/office/word/2023/wordml/word16du" xmlns:w16sdtdh="http://schemas.microsoft.com/office/word/2020/wordml/sdtdatahash" xmlns:w16se="http://schemas.microsoft.com/office/word/2015/wordml/symex" xmlns:wpg="http://schemas.microsoft.com/office/word/2010/wordprocessingGroup" xmlns:wpi="http://schemas.microsoft.com/office/word/2010/wordprocessingInk" xmlns:wne="http://schemas.microsoft.com/office/word/2006/wordml" xmlns:wps="http://schemas.microsoft.com/office/word/2010/wordprocessingShape">
+<file path=word/endnotes.xml><?xml version="1.0" encoding="utf-8"?>
+<w:endnotes xmlns:wpc="http://schemas.microsoft.com/office/word/2010/wordprocessingCanvas" xmlns:cx="http://schemas.microsoft.com/office/drawing/2014/chartex" xmlns:cx1="http://schemas.microsoft.com/office/drawing/2015/9/8/chartex" xmlns:cx2="http://schemas.microsoft.com/office/drawing/2015/10/21/chartex" xmlns:cx3="http://schemas.microsoft.com/office/drawing/2016/5/9/chartex" xmlns:cx4="http://schemas.microsoft.com/office/drawing/2016/5/10/chartex" xmlns:cx5="http://schemas.microsoft.com/office/drawing/2016/5/11/chartex" xmlns:cx6="http://schemas.microsoft.com/office/drawing/2016/5/12/chartex" xmlns:cx7="http://schemas.microsoft.com/office/drawing/2016/5/13/chartex" xmlns:cx8="http://schemas.microsoft.com/office/drawing/2016/5/14/chartex" xmlns:mc="http://schemas.openxmlformats.org/markup-compatibility/2006" xmlns:aink="http://schemas.microsoft.com/office/drawing/2016/ink" xmlns:am3d="http://schemas.microsoft.com/office/drawing/2017/model3d" xmlns:o="urn:schemas-microsoft-com:office:office" xmlns:oel="http://schemas.microsoft.com/office/2019/extlst" xmlns:r="http://schemas.openxmlformats.org/officeDocument/2006/relationships" xmlns:m="http://schemas.openxmlformats.org/officeDocument/2006/math" xmlns:v="urn:schemas-microsoft-com:vml" xmlns:wp14="http://schemas.microsoft.com/office/word/2010/wordprocessingDrawing" xmlns:wp="http://schemas.openxmlformats.org/drawingml/2006/wordprocessingDrawing" xmlns:w10="urn:schemas-microsoft-com:office:word" xmlns:w="http://schemas.openxmlformats.org/wordprocessingml/2006/main" xmlns:w14="http://schemas.microsoft.com/office/word/2010/wordml" xmlns:w15="http://schemas.microsoft.com/office/word/2012/wordml" xmlns:w16cex="http://schemas.microsoft.com/office/word/2018/wordml/cex" xmlns:w16cid="http://schemas.microsoft.com/office/word/2016/wordml/cid" xmlns:w16="http://schemas.microsoft.com/office/word/2018/wordml" xmlns:w16du="http://schemas.microsoft.com/office/word/2023/wordml/word16du" xmlns:w16sdtdh="http://schemas.microsoft.com/office/word/2020/wordml/sdtdatahash" xmlns:w16se="http://schemas.microsoft.com/office/word/2015/wordml/symex" xmlns:wpg="http://schemas.microsoft.com/office/word/2010/wordprocessingGroup" xmlns:wpi="http://schemas.microsoft.com/office/word/2010/wordprocessingInk" xmlns:wne="http://schemas.microsoft.com/office/word/2006/wordml" xmlns:wps="http://schemas.microsoft.com/office/word/2010/wordprocessingShape">
   <w:endnote w:type="separator" w:id="-1">
     <w:p>
       <w:pPr>
@@ -2163,44 +1868,8 @@
 </w:endnotes>
 </file>
 
-<file path=./word/fontTable.xml><?xml version="1.0" encoding="utf-8"?>
-<w:fonts xmlns:mc="http://schemas.openxmlformats.org/markup-compatibility/2006" xmlns:r="http://schemas.openxmlformats.org/officeDocument/2006/relationships" xmlns:w="http://schemas.openxmlformats.org/wordprocessingml/2006/main" xmlns:w14="http://schemas.microsoft.com/office/word/2010/wordml" xmlns:w15="http://schemas.microsoft.com/office/word/2012/wordml" xmlns:w16cex="http://schemas.microsoft.com/office/word/2018/wordml/cex" xmlns:w16="http://schemas.microsoft.com/office/word/2018/wordml" xmlns:w16du="http://schemas.microsoft.com/office/word/2023/wordml/word16du" xmlns:w16sdtdh="http://schemas.microsoft.com/office/word/2020/wordml/sdtdatahash" xmlns:w16se="http://schemas.microsoft.com/office/word/2015/wordml/symex">
-  <w:font w:name="Times New Roman">
-    <w:panose1 w:val="02020603050405020304"/>
-    <w:family w:val="roman"/>
-    <w:pitch w:val="variable"/>
-    <w:sig w:usb0="E0002EFF" w:usb1="C000785B" w:usb2="00000009" w:usb3="00000000" w:csb0="000001FF" w:csb1="00000000"/>
-  </w:font>
-  <w:font w:name="Calibri">
-    <w:panose1 w:val="020F0502020204030204"/>
-    <w:family w:val="swiss"/>
-    <w:pitch w:val="variable"/>
-    <w:sig w:usb0="E4002EFF" w:usb1="C000247B" w:usb2="00000009" w:usb3="00000000" w:csb0="000001FF" w:csb1="00000000"/>
-  </w:font>
-  <w:font w:name="Cambria">
-    <w:panose1 w:val="02040503050406030204"/>
-    <w:family w:val="roman"/>
-    <w:pitch w:val="variable"/>
-    <w:sig w:usb0="E00006FF" w:usb1="420024FF" w:usb2="02000000" w:usb3="00000000" w:csb0="0000019F" w:csb1="00000000"/>
-  </w:font>
-  <w:font w:name=".VnTimeH">
-    <w:panose1 w:val="020B7200000000000000"/>
-    <w:family w:val="swiss"/>
-    <w:pitch w:val="variable"/>
-    <w:sig w:usb0="00000007" w:usb1="00000000" w:usb2="00000000" w:usb3="00000000" w:csb0="00000013" w:csb1="00000000"/>
-  </w:font>
-  <w:font w:name="TimesNewRomanPSMT">
-    <w:altName w:val="Times New Roman"/>
-    <w:panose1 w:val="00000000000000000000"/>
-    <w:family w:val="roman"/>
-    <w:notTrueType/>
-    <w:pitch w:val="default"/>
-  </w:font>
-</w:fonts>
-</file>
-
-<file path=./word/footnotes.xml><?xml version="1.0" encoding="utf-8"?>
-<w:footnotes xmlns:wpc="http://schemas.microsoft.com/office/word/2010/wordprocessingCanvas" xmlns:cx="http://schemas.microsoft.com/office/drawing/2014/chartex" xmlns:cx1="http://schemas.microsoft.com/office/drawing/2015/9/8/chartex" xmlns:cx2="http://schemas.microsoft.com/office/drawing/2015/10/21/chartex" xmlns:cx3="http://schemas.microsoft.com/office/drawing/2016/5/9/chartex" xmlns:cx4="http://schemas.microsoft.com/office/drawing/2016/5/10/chartex" xmlns:cx5="http://schemas.microsoft.com/office/drawing/2016/5/11/chartex" xmlns:cx6="http://schemas.microsoft.com/office/drawing/2016/5/12/chartex" xmlns:cx7="http://schemas.microsoft.com/office/drawing/2016/5/13/chartex" xmlns:cx8="http://schemas.microsoft.com/office/drawing/2016/5/14/chartex" xmlns:mc="http://schemas.openxmlformats.org/markup-compatibility/2006" xmlns:aink="http://schemas.microsoft.com/office/drawing/2016/ink" xmlns:am3d="http://schemas.microsoft.com/office/drawing/2017/model3d" xmlns:o="urn:schemas-microsoft-com:office:office" xmlns:oel="http://schemas.microsoft.com/office/2019/extlst" xmlns:r="http://schemas.openxmlformats.org/officeDocument/2006/relationships" xmlns:m="http://schemas.openxmlformats.org/officeDocument/2006/math" xmlns:v="urn:schemas-microsoft-com:vml" xmlns:wp14="http://schemas.microsoft.com/office/word/2010/wordprocessingDrawing" xmlns:wp="http://schemas.openxmlformats.org/drawingml/2006/wordprocessingDrawing" xmlns:w10="urn:schemas-microsoft-com:office:word" xmlns:w="http://schemas.openxmlformats.org/wordprocessingml/2006/main" xmlns:w14="http://schemas.microsoft.com/office/word/2010/wordml" xmlns:w15="http://schemas.microsoft.com/office/word/2012/wordml" xmlns:w16cex="http://schemas.microsoft.com/office/word/2018/wordml/cex" xmlns:w16="http://schemas.microsoft.com/office/word/2018/wordml" xmlns:w16du="http://schemas.microsoft.com/office/word/2023/wordml/word16du" xmlns:w16sdtdh="http://schemas.microsoft.com/office/word/2020/wordml/sdtdatahash" xmlns:w16se="http://schemas.microsoft.com/office/word/2015/wordml/symex" xmlns:wpg="http://schemas.microsoft.com/office/word/2010/wordprocessingGroup" xmlns:wpi="http://schemas.microsoft.com/office/word/2010/wordprocessingInk" xmlns:wne="http://schemas.microsoft.com/office/word/2006/wordml" xmlns:wps="http://schemas.microsoft.com/office/word/2010/wordprocessingShape">
+<file path=word/footnotes.xml><?xml version="1.0" encoding="utf-8"?>
+<w:footnotes xmlns:wpc="http://schemas.microsoft.com/office/word/2010/wordprocessingCanvas" xmlns:cx="http://schemas.microsoft.com/office/drawing/2014/chartex" xmlns:cx1="http://schemas.microsoft.com/office/drawing/2015/9/8/chartex" xmlns:cx2="http://schemas.microsoft.com/office/drawing/2015/10/21/chartex" xmlns:cx3="http://schemas.microsoft.com/office/drawing/2016/5/9/chartex" xmlns:cx4="http://schemas.microsoft.com/office/drawing/2016/5/10/chartex" xmlns:cx5="http://schemas.microsoft.com/office/drawing/2016/5/11/chartex" xmlns:cx6="http://schemas.microsoft.com/office/drawing/2016/5/12/chartex" xmlns:cx7="http://schemas.microsoft.com/office/drawing/2016/5/13/chartex" xmlns:cx8="http://schemas.microsoft.com/office/drawing/2016/5/14/chartex" xmlns:mc="http://schemas.openxmlformats.org/markup-compatibility/2006" xmlns:aink="http://schemas.microsoft.com/office/drawing/2016/ink" xmlns:am3d="http://schemas.microsoft.com/office/drawing/2017/model3d" xmlns:o="urn:schemas-microsoft-com:office:office" xmlns:oel="http://schemas.microsoft.com/office/2019/extlst" xmlns:r="http://schemas.openxmlformats.org/officeDocument/2006/relationships" xmlns:m="http://schemas.openxmlformats.org/officeDocument/2006/math" xmlns:v="urn:schemas-microsoft-com:vml" xmlns:wp14="http://schemas.microsoft.com/office/word/2010/wordprocessingDrawing" xmlns:wp="http://schemas.openxmlformats.org/drawingml/2006/wordprocessingDrawing" xmlns:w10="urn:schemas-microsoft-com:office:word" xmlns:w="http://schemas.openxmlformats.org/wordprocessingml/2006/main" xmlns:w14="http://schemas.microsoft.com/office/word/2010/wordml" xmlns:w15="http://schemas.microsoft.com/office/word/2012/wordml" xmlns:w16cex="http://schemas.microsoft.com/office/word/2018/wordml/cex" xmlns:w16cid="http://schemas.microsoft.com/office/word/2016/wordml/cid" xmlns:w16="http://schemas.microsoft.com/office/word/2018/wordml" xmlns:w16du="http://schemas.microsoft.com/office/word/2023/wordml/word16du" xmlns:w16sdtdh="http://schemas.microsoft.com/office/word/2020/wordml/sdtdatahash" xmlns:w16se="http://schemas.microsoft.com/office/word/2015/wordml/symex" xmlns:wpg="http://schemas.microsoft.com/office/word/2010/wordprocessingGroup" xmlns:wpi="http://schemas.microsoft.com/office/word/2010/wordprocessingInk" xmlns:wne="http://schemas.microsoft.com/office/word/2006/wordml" xmlns:wps="http://schemas.microsoft.com/office/word/2010/wordprocessingShape">
   <w:footnote w:type="separator" w:id="-1">
     <w:p>
       <w:pPr>
@@ -2224,280 +1893,8 @@
 </w:footnotes>
 </file>
 
-<file path=./word/settings.xml><?xml version="1.0" encoding="utf-8"?>
-<w:settings xmlns:mc="http://schemas.openxmlformats.org/markup-compatibility/2006" xmlns:o="urn:schemas-microsoft-com:office:office" xmlns:r="http://schemas.openxmlformats.org/officeDocument/2006/relationships" xmlns:m="http://schemas.openxmlformats.org/officeDocument/2006/math" xmlns:v="urn:schemas-microsoft-com:vml" xmlns:w10="urn:schemas-microsoft-com:office:word" xmlns:w="http://schemas.openxmlformats.org/wordprocessingml/2006/main" xmlns:w14="http://schemas.microsoft.com/office/word/2010/wordml" xmlns:w15="http://schemas.microsoft.com/office/word/2012/wordml" xmlns:w16cex="http://schemas.microsoft.com/office/word/2018/wordml/cex" xmlns:w16="http://schemas.microsoft.com/office/word/2018/wordml" xmlns:w16du="http://schemas.microsoft.com/office/word/2023/wordml/word16du" xmlns:w16sdtdh="http://schemas.microsoft.com/office/word/2020/wordml/sdtdatahash" xmlns:w16se="http://schemas.microsoft.com/office/word/2015/wordml/symex" xmlns:sl="http://schemas.openxmlformats.org/schemaLibrary/2006/main">
-  <w:zoom w:percent="150"/>
-  <w:defaultTabStop w:val="720"/>
-  <w:drawingGridHorizontalSpacing w:val="120"/>
-  <w:displayHorizontalDrawingGridEvery w:val="2"/>
-  <w:displayVerticalDrawingGridEvery w:val="2"/>
-  <w:characterSpacingControl w:val="doNotCompress"/>
-  <w:compat>
-    <w:compatSetting w:name="compatibilityMode" w:uri="http://schemas.microsoft.com/office/word" w:val="14"/>
-    <w:compatSetting w:name="overrideTableStyleFontSizeAndJustification" w:uri="http://schemas.microsoft.com/office/word" w:val="1"/>
-    <w:compatSetting w:name="enableOpenTypeFeatures" w:uri="http://schemas.microsoft.com/office/word" w:val="1"/>
-    <w:compatSetting w:name="doNotFlipMirrorIndents" w:uri="http://schemas.microsoft.com/office/word" w:val="1"/>
-    <w:compatSetting w:name="useWord2013TrackBottomHyphenation" w:uri="http://schemas.microsoft.com/office/word" w:val="1"/>
-  </w:compat>
-  <w:rsids>
-    <w:rsidRoot w:val="003C6AF8"/>
-    <w:rsid w:val="00001404"/>
-    <w:rsid w:val="000277D8"/>
-    <w:rsid w:val="00065918"/>
-    <w:rsid w:val="00065AD3"/>
-    <w:rsid w:val="000771E0"/>
-    <w:rsid w:val="000A38F8"/>
-    <w:rsid w:val="000A7F6C"/>
-    <w:rsid w:val="000B1547"/>
-    <w:rsid w:val="000C429C"/>
-    <w:rsid w:val="0012561B"/>
-    <w:rsid w:val="00134683"/>
-    <w:rsid w:val="00134B4B"/>
-    <w:rsid w:val="00172AC3"/>
-    <w:rsid w:val="00172D57"/>
-    <w:rsid w:val="001904F9"/>
-    <w:rsid w:val="001B5D62"/>
-    <w:rsid w:val="001D358A"/>
-    <w:rsid w:val="001D6584"/>
-    <w:rsid w:val="001D7715"/>
-    <w:rsid w:val="001E0C5B"/>
-    <w:rsid w:val="00200725"/>
-    <w:rsid w:val="0021057F"/>
-    <w:rsid w:val="00233D95"/>
-    <w:rsid w:val="00262725"/>
-    <w:rsid w:val="0026472B"/>
-    <w:rsid w:val="00265D5B"/>
-    <w:rsid w:val="0028341B"/>
-    <w:rsid w:val="002B5917"/>
-    <w:rsid w:val="002C7BF1"/>
-    <w:rsid w:val="002D1EB4"/>
-    <w:rsid w:val="002E2D32"/>
-    <w:rsid w:val="002E3384"/>
-    <w:rsid w:val="00304FAC"/>
-    <w:rsid w:val="00305A63"/>
-    <w:rsid w:val="00307835"/>
-    <w:rsid w:val="0031706A"/>
-    <w:rsid w:val="00317BFD"/>
-    <w:rsid w:val="00340047"/>
-    <w:rsid w:val="003434E1"/>
-    <w:rsid w:val="0034775D"/>
-    <w:rsid w:val="00352936"/>
-    <w:rsid w:val="00382D6E"/>
-    <w:rsid w:val="00390D90"/>
-    <w:rsid w:val="003A6585"/>
-    <w:rsid w:val="003A7FD6"/>
-    <w:rsid w:val="003B7D9B"/>
-    <w:rsid w:val="003C3224"/>
-    <w:rsid w:val="003C6AF8"/>
-    <w:rsid w:val="003C6F2F"/>
-    <w:rsid w:val="003E5044"/>
-    <w:rsid w:val="004028B9"/>
-    <w:rsid w:val="00403B59"/>
-    <w:rsid w:val="00405018"/>
-    <w:rsid w:val="00416B21"/>
-    <w:rsid w:val="00440E91"/>
-    <w:rsid w:val="00450B3A"/>
-    <w:rsid w:val="00451742"/>
-    <w:rsid w:val="004530ED"/>
-    <w:rsid w:val="00457D88"/>
-    <w:rsid w:val="00466289"/>
-    <w:rsid w:val="00494828"/>
-    <w:rsid w:val="004B10EE"/>
-    <w:rsid w:val="004C0F2F"/>
-    <w:rsid w:val="004D04BB"/>
-    <w:rsid w:val="004D1A56"/>
-    <w:rsid w:val="004D461C"/>
-    <w:rsid w:val="004F6CF0"/>
-    <w:rsid w:val="0051154B"/>
-    <w:rsid w:val="005172A1"/>
-    <w:rsid w:val="00531069"/>
-    <w:rsid w:val="00531DA4"/>
-    <w:rsid w:val="00553DF3"/>
-    <w:rsid w:val="005862BA"/>
-    <w:rsid w:val="005A7C3A"/>
-    <w:rsid w:val="005A7D18"/>
-    <w:rsid w:val="005B531F"/>
-    <w:rsid w:val="005E008B"/>
-    <w:rsid w:val="00604C12"/>
-    <w:rsid w:val="00612D1F"/>
-    <w:rsid w:val="00614B46"/>
-    <w:rsid w:val="006359E1"/>
-    <w:rsid w:val="00642986"/>
-    <w:rsid w:val="0066209A"/>
-    <w:rsid w:val="006710C8"/>
-    <w:rsid w:val="0068540D"/>
-    <w:rsid w:val="006C6EC0"/>
-    <w:rsid w:val="006D2093"/>
-    <w:rsid w:val="006E4E1E"/>
-    <w:rsid w:val="006E7704"/>
-    <w:rsid w:val="006F2D4A"/>
-    <w:rsid w:val="00713C9B"/>
-    <w:rsid w:val="007159D2"/>
-    <w:rsid w:val="0073351B"/>
-    <w:rsid w:val="00736EBA"/>
-    <w:rsid w:val="0074442A"/>
-    <w:rsid w:val="00764F3C"/>
-    <w:rsid w:val="00765E41"/>
-    <w:rsid w:val="00774398"/>
-    <w:rsid w:val="00775717"/>
-    <w:rsid w:val="00784C7D"/>
-    <w:rsid w:val="007A0287"/>
-    <w:rsid w:val="007A2849"/>
-    <w:rsid w:val="007B2A23"/>
-    <w:rsid w:val="007B4824"/>
-    <w:rsid w:val="007C4D02"/>
-    <w:rsid w:val="007C58B0"/>
-    <w:rsid w:val="007D024B"/>
-    <w:rsid w:val="007E347F"/>
-    <w:rsid w:val="007E3543"/>
-    <w:rsid w:val="007E7001"/>
-    <w:rsid w:val="007E7B44"/>
-    <w:rsid w:val="007F06E4"/>
-    <w:rsid w:val="00807324"/>
-    <w:rsid w:val="00820406"/>
-    <w:rsid w:val="008226AE"/>
-    <w:rsid w:val="008361C2"/>
-    <w:rsid w:val="008623E2"/>
-    <w:rsid w:val="00867C0A"/>
-    <w:rsid w:val="00890A69"/>
-    <w:rsid w:val="008913B8"/>
-    <w:rsid w:val="008C7805"/>
-    <w:rsid w:val="008E2003"/>
-    <w:rsid w:val="0091527C"/>
-    <w:rsid w:val="009269C3"/>
-    <w:rsid w:val="0092758B"/>
-    <w:rsid w:val="00933B64"/>
-    <w:rsid w:val="00947C96"/>
-    <w:rsid w:val="00947F15"/>
-    <w:rsid w:val="009517B3"/>
-    <w:rsid w:val="00951BF7"/>
-    <w:rsid w:val="00956CA9"/>
-    <w:rsid w:val="00965817"/>
-    <w:rsid w:val="00983D37"/>
-    <w:rsid w:val="00986CC1"/>
-    <w:rsid w:val="009942C0"/>
-    <w:rsid w:val="009A33DC"/>
-    <w:rsid w:val="009B1216"/>
-    <w:rsid w:val="009B201C"/>
-    <w:rsid w:val="009D12D8"/>
-    <w:rsid w:val="009D426F"/>
-    <w:rsid w:val="009D57C2"/>
-    <w:rsid w:val="00A105C8"/>
-    <w:rsid w:val="00A23FA8"/>
-    <w:rsid w:val="00A267CA"/>
-    <w:rsid w:val="00A36B49"/>
-    <w:rsid w:val="00A41E4A"/>
-    <w:rsid w:val="00A568B0"/>
-    <w:rsid w:val="00A9764C"/>
-    <w:rsid w:val="00AA0F3B"/>
-    <w:rsid w:val="00AB38F2"/>
-    <w:rsid w:val="00AD03D8"/>
-    <w:rsid w:val="00AF0ED5"/>
-    <w:rsid w:val="00B0072B"/>
-    <w:rsid w:val="00B1270B"/>
-    <w:rsid w:val="00B12C3E"/>
-    <w:rsid w:val="00B220DE"/>
-    <w:rsid w:val="00B32652"/>
-    <w:rsid w:val="00B332A6"/>
-    <w:rsid w:val="00B362D1"/>
-    <w:rsid w:val="00B465AA"/>
-    <w:rsid w:val="00B732B4"/>
-    <w:rsid w:val="00B82A6C"/>
-    <w:rsid w:val="00B94DF1"/>
-    <w:rsid w:val="00BB04D9"/>
-    <w:rsid w:val="00BB24C8"/>
-    <w:rsid w:val="00BB3892"/>
-    <w:rsid w:val="00BC2062"/>
-    <w:rsid w:val="00BD6390"/>
-    <w:rsid w:val="00BE0328"/>
-    <w:rsid w:val="00BE57F5"/>
-    <w:rsid w:val="00BF5B76"/>
-    <w:rsid w:val="00C00052"/>
-    <w:rsid w:val="00C04384"/>
-    <w:rsid w:val="00C07D96"/>
-    <w:rsid w:val="00C15D1C"/>
-    <w:rsid w:val="00C350BC"/>
-    <w:rsid w:val="00C73C9B"/>
-    <w:rsid w:val="00C75E46"/>
-    <w:rsid w:val="00C84186"/>
-    <w:rsid w:val="00C85E24"/>
-    <w:rsid w:val="00CC7539"/>
-    <w:rsid w:val="00CD69D8"/>
-    <w:rsid w:val="00CD6F76"/>
-    <w:rsid w:val="00CE53BA"/>
-    <w:rsid w:val="00D0795A"/>
-    <w:rsid w:val="00D128D7"/>
-    <w:rsid w:val="00D25843"/>
-    <w:rsid w:val="00D4095F"/>
-    <w:rsid w:val="00D471D8"/>
-    <w:rsid w:val="00D619C8"/>
-    <w:rsid w:val="00D65A8C"/>
-    <w:rsid w:val="00D65C54"/>
-    <w:rsid w:val="00D71AA3"/>
-    <w:rsid w:val="00D92263"/>
-    <w:rsid w:val="00DA1F4F"/>
-    <w:rsid w:val="00DB5DA5"/>
-    <w:rsid w:val="00DF2080"/>
-    <w:rsid w:val="00DF5479"/>
-    <w:rsid w:val="00E10104"/>
-    <w:rsid w:val="00E15A01"/>
-    <w:rsid w:val="00E16236"/>
-    <w:rsid w:val="00E17A7C"/>
-    <w:rsid w:val="00E20CBA"/>
-    <w:rsid w:val="00E605E3"/>
-    <w:rsid w:val="00E652C2"/>
-    <w:rsid w:val="00E6581F"/>
-    <w:rsid w:val="00E66BC6"/>
-    <w:rsid w:val="00E671CF"/>
-    <w:rsid w:val="00E675F3"/>
-    <w:rsid w:val="00E72030"/>
-    <w:rsid w:val="00E7564E"/>
-    <w:rsid w:val="00E84A91"/>
-    <w:rsid w:val="00E91B00"/>
-    <w:rsid w:val="00E91FD8"/>
-    <w:rsid w:val="00EA32B9"/>
-    <w:rsid w:val="00EA795A"/>
-    <w:rsid w:val="00EC6343"/>
-    <w:rsid w:val="00ED2702"/>
-    <w:rsid w:val="00EE378B"/>
-    <w:rsid w:val="00EF79D3"/>
-    <w:rsid w:val="00F068B9"/>
-    <w:rsid w:val="00F160BF"/>
-    <w:rsid w:val="00F34875"/>
-    <w:rsid w:val="00F81303"/>
-    <w:rsid w:val="00FB406F"/>
-    <w:rsid w:val="00FE1E29"/>
-  </w:rsids>
-  <m:mathPr>
-    <m:mathFont m:val="Cambria Math"/>
-    <m:brkBin m:val="before"/>
-    <m:brkBinSub m:val="--"/>
-    <m:smallFrac m:val="0"/>
-    <m:dispDef/>
-    <m:lMargin m:val="0"/>
-    <m:rMargin m:val="0"/>
-    <m:defJc m:val="centerGroup"/>
-    <m:wrapIndent m:val="1440"/>
-    <m:intLim m:val="subSup"/>
-    <m:naryLim m:val="undOvr"/>
-  </m:mathPr>
-  <w:themeFontLang w:val="en-US"/>
-  <w:clrSchemeMapping w:bg1="light1" w:t1="dark1" w:bg2="light2" w:t2="dark2" w:accent1="accent1" w:accent2="accent2" w:accent3="accent3" w:accent4="accent4" w:accent5="accent5" w:accent6="accent6" w:hyperlink="hyperlink" w:followedHyperlink="followedHyperlink"/>
-  <w:shapeDefaults>
-    <o:shapedefaults v:ext="edit" spidmax="1026"/>
-    <o:shapelayout v:ext="edit">
-      <o:idmap v:ext="edit" data="1"/>
-    </o:shapelayout>
-  </w:shapeDefaults>
-  <w:decimalSymbol w:val=","/>
-  <w:listSeparator w:val=","/>
-  <w14:docId w14:val="083101A5"/>
-  <w15:docId w15:val="{A3C80366-C824-4F33-8922-ACB4D70607C6}"/>
-</w:settings>
-</file>
-
-<file path=./word/styles.xml><?xml version="1.0" encoding="utf-8"?>
-<w:styles xmlns:mc="http://schemas.openxmlformats.org/markup-compatibility/2006" xmlns:r="http://schemas.openxmlformats.org/officeDocument/2006/relationships" xmlns:w="http://schemas.openxmlformats.org/wordprocessingml/2006/main" xmlns:w14="http://schemas.microsoft.com/office/word/2010/wordml" xmlns:w15="http://schemas.microsoft.com/office/word/2012/wordml" xmlns:w16cex="http://schemas.microsoft.com/office/word/2018/wordml/cex" xmlns:w16="http://schemas.microsoft.com/office/word/2018/wordml" xmlns:w16du="http://schemas.microsoft.com/office/word/2023/wordml/word16du" xmlns:w16sdtdh="http://schemas.microsoft.com/office/word/2020/wordml/sdtdatahash" xmlns:w16se="http://schemas.microsoft.com/office/word/2015/wordml/symex">
+<file path=word/styles.xml><?xml version="1.0" encoding="utf-8"?>
+<w:styles xmlns:mc="http://schemas.openxmlformats.org/markup-compatibility/2006" xmlns:r="http://schemas.openxmlformats.org/officeDocument/2006/relationships" xmlns:w="http://schemas.openxmlformats.org/wordprocessingml/2006/main" xmlns:w14="http://schemas.microsoft.com/office/word/2010/wordml" xmlns:w15="http://schemas.microsoft.com/office/word/2012/wordml" xmlns:w16cex="http://schemas.microsoft.com/office/word/2018/wordml/cex" xmlns:w16cid="http://schemas.microsoft.com/office/word/2016/wordml/cid" xmlns:w16="http://schemas.microsoft.com/office/word/2018/wordml" xmlns:w16du="http://schemas.microsoft.com/office/word/2023/wordml/word16du" xmlns:w16sdtdh="http://schemas.microsoft.com/office/word/2020/wordml/sdtdatahash" xmlns:w16se="http://schemas.microsoft.com/office/word/2015/wordml/symex">
   <w:docDefaults>
     <w:rPrDefault>
       <w:rPr>
@@ -3144,7 +2541,7 @@
 </w:styles>
 </file>
 
-<file path=./word/theme/theme1.xml><?xml version="1.0" encoding="utf-8"?>
+<file path=word/theme/theme1.xml><?xml version="1.0" encoding="utf-8"?>
 <a:theme xmlns:a="http://schemas.openxmlformats.org/drawingml/2006/main" name="Office Theme">
   <a:themeElements>
     <a:clrScheme name="Office">
@@ -3427,12 +2824,4 @@
   <a:objectDefaults/>
   <a:extraClrSchemeLst/>
 </a:theme>
-</file>
-
-<file path=./word/webSettings.xml><?xml version="1.0" encoding="utf-8"?>
-<w:webSettings xmlns:mc="http://schemas.openxmlformats.org/markup-compatibility/2006" xmlns:r="http://schemas.openxmlformats.org/officeDocument/2006/relationships" xmlns:w="http://schemas.openxmlformats.org/wordprocessingml/2006/main" xmlns:w14="http://schemas.microsoft.com/office/word/2010/wordml" xmlns:w15="http://schemas.microsoft.com/office/word/2012/wordml" xmlns:w16cex="http://schemas.microsoft.com/office/word/2018/wordml/cex" xmlns:w16="http://schemas.microsoft.com/office/word/2018/wordml" xmlns:w16du="http://schemas.microsoft.com/office/word/2023/wordml/word16du" xmlns:w16sdtdh="http://schemas.microsoft.com/office/word/2020/wordml/sdtdatahash" xmlns:w16se="http://schemas.microsoft.com/office/word/2015/wordml/symex">
-  <w:optimizeForBrowser/>
-  <w:relyOnVML/>
-  <w:allowPNG/>
-</w:webSettings>
 </file>